--- a/(e)CRF/Per visite/Parallel - niet visitgebonden/Kwalitatief onderzoek/40_Gestructureerd dagboek therapeut.docx
+++ b/(e)CRF/Per visite/Parallel - niet visitgebonden/Kwalitatief onderzoek/40_Gestructureerd dagboek therapeut.docx
@@ -13,50 +13,71 @@
           <w:lang w:val="en-US"/>
         </w:rPr>
       </w:pPr>
-      <w:r>
-        <w:rPr>
-          <w:b/>
-          <w:bCs/>
-          <w:color w:val="123A5F"/>
-          <w:sz w:val="36"/>
-          <w:szCs w:val="36"/>
-          <w:lang w:val="en-US"/>
-        </w:rPr>
-        <w:t xml:space="preserve">Process evaluation: </w:t>
-      </w:r>
-      <w:r>
-        <w:rPr>
-          <w:b/>
-          <w:bCs/>
-          <w:color w:val="123A5F"/>
-          <w:sz w:val="36"/>
-          <w:szCs w:val="36"/>
-          <w:lang w:val="en-US"/>
-        </w:rPr>
-        <w:t xml:space="preserve">Structured diary </w:t>
-      </w:r>
-      <w:r>
-        <w:rPr>
-          <w:b/>
-          <w:bCs/>
-          <w:color w:val="123A5F"/>
-          <w:sz w:val="36"/>
-          <w:szCs w:val="36"/>
-          <w:lang w:val="en-US"/>
-        </w:rPr>
-        <w:t>THERAPIST</w:t>
-      </w:r>
-      <w:r>
-        <w:rPr>
-          <w:b/>
-          <w:bCs/>
-          <w:color w:val="123A5F"/>
-          <w:sz w:val="36"/>
-          <w:szCs w:val="36"/>
-          <w:lang w:val="en-US"/>
-        </w:rPr>
-        <w:t>– eCRF</w:t>
-      </w:r>
+      <w:del w:id="1000" w:author="Janou De Buyser" w:date="2026-10-25T10:00:00Z">
+        <w:r>
+          <w:rPr>
+            <w:b/>
+            <w:bCs/>
+            <w:color w:val="123A5F"/>
+            <w:sz w:val="36"/>
+            <w:szCs w:val="36"/>
+            <w:lang w:val="en-US"/>
+          </w:rPr>
+          <w:delText xml:space="preserve">Process evaluation: </w:delText>
+        </w:r>
+      </w:del>
+      <w:del w:id="1001" w:author="Janou De Buyser" w:date="2026-10-25T10:00:00Z">
+        <w:r>
+          <w:rPr>
+            <w:b/>
+            <w:bCs/>
+            <w:color w:val="123A5F"/>
+            <w:sz w:val="36"/>
+            <w:szCs w:val="36"/>
+            <w:lang w:val="en-US"/>
+          </w:rPr>
+          <w:delText xml:space="preserve">Structured diary </w:delText>
+        </w:r>
+      </w:del>
+      <w:del w:id="1002" w:author="Janou De Buyser" w:date="2026-10-25T10:00:00Z">
+        <w:r>
+          <w:rPr>
+            <w:b/>
+            <w:bCs/>
+            <w:color w:val="123A5F"/>
+            <w:sz w:val="36"/>
+            <w:szCs w:val="36"/>
+            <w:lang w:val="en-US"/>
+          </w:rPr>
+          <w:delText>THERAPIST</w:delText>
+        </w:r>
+      </w:del>
+      <w:del w:id="1003" w:author="Janou De Buyser" w:date="2026-10-25T10:00:00Z">
+        <w:r>
+          <w:rPr>
+            <w:b/>
+            <w:bCs/>
+            <w:color w:val="123A5F"/>
+            <w:sz w:val="36"/>
+            <w:szCs w:val="36"/>
+            <w:lang w:val="en-US"/>
+          </w:rPr>
+          <w:delText>– eCRF</w:delText>
+        </w:r>
+      </w:del>
+      <w:ins w:id="1004" w:author="Janou De Buyser" w:date="2026-10-25T10:00:00Z">
+        <w:r>
+          <w:rPr>
+            <w:b/>
+            <w:bCs/>
+            <w:color w:val="123A5F"/>
+            <w:sz w:val="36"/>
+            <w:szCs w:val="36"/>
+            <w:lang w:val="en-US"/>
+          </w:rPr>
+          <w:t xml:space="preserve">Appendix 40: Gestructureerd dagboek therapeut</w:t>
+        </w:r>
+      </w:ins>
     </w:p>
     <w:p>
       <w:pPr>
@@ -207,6 +228,62 @@
         </w:rPr>
         <w:tab/>
       </w:r>
+    </w:p>
+    <w:p>
+      <w:pPr>
+        <w:rPr>
+          <w:ins w:id="1005" w:author="Janou De Buyser" w:date="2026-10-25T10:00:00Z"/>
+          <w:rFonts w:cstheme="minorHAnsi"/>
+          <w:sz w:val="24"/>
+          <w:szCs w:val="24"/>
+          <w:lang w:val="nl-NL"/>
+        </w:rPr>
+      </w:pPr>
+      <w:ins w:id="1006" w:author="Janou De Buyser" w:date="2026-10-25T10:00:00Z">
+        <w:r>
+          <w:rPr>
+            <w:rFonts w:cstheme="minorHAnsi"/>
+            <w:color w:val="24303B"/>
+            <w:sz w:val="24"/>
+            <w:szCs w:val="24"/>
+            <w:lang w:val="nl-NL"/>
+          </w:rPr>
+          <w:t xml:space="preserve">Datum van invullen:  ______ / ______ / ______</w:t>
+        </w:r>
+      </w:ins>
+    </w:p>
+    <w:p>
+      <w:pPr>
+        <w:rPr>
+          <w:ins w:id="1007" w:author="Janou De Buyser" w:date="2026-10-25T10:00:00Z"/>
+          <w:rFonts w:cstheme="minorHAnsi"/>
+          <w:sz w:val="24"/>
+          <w:szCs w:val="24"/>
+          <w:lang w:val="nl-NL"/>
+        </w:rPr>
+      </w:pPr>
+      <w:ins w:id="1008" w:author="Janou De Buyser" w:date="2026-10-25T10:00:00Z">
+        <w:commentRangeStart w:id="0"/>
+        <w:r>
+          <w:rPr>
+            <w:i/>
+            <w:iCs/>
+            <w:rFonts w:cstheme="minorHAnsi"/>
+            <w:color w:val="24303B"/>
+            <w:sz w:val="24"/>
+            <w:szCs w:val="24"/>
+            <w:lang w:val="nl-NL"/>
+          </w:rPr>
+          <w:t xml:space="preserve">Dit dagboek vullen de zorgverleners in die de PARADISE-interventie geven (podoloog, verpleegkundige of pedorthist), na elke PARADISE-sessie (eCRF 39). Het studieteam zet de antwoorden over in REDCap. Hoe lang elke consultatie duurt, staat apart op eCRF 49.</w:t>
+        </w:r>
+        <w:commentRangeEnd w:id="0"/>
+        <w:r>
+          <w:rPr>
+            <w:rStyle w:val="CommentReference"/>
+          </w:rPr>
+          <w:commentReference w:id="0"/>
+        </w:r>
+      </w:ins>
     </w:p>
     <w:p>
       <w:pPr>
@@ -220,164 +297,211 @@
           <w:lang/>
         </w:rPr>
       </w:pPr>
-      <w:r>
+      <w:del w:id="1009" w:author="Janou De Buyser" w:date="2026-10-25T10:00:00Z">
+        <w:r>
+          <w:rPr>
+            <w:b/>
+            <w:bCs/>
+            <w:color w:val="123A5F"/>
+            <w:sz w:val="26"/>
+            <w:szCs w:val="26"/>
+          </w:rPr>
+          <w:delText xml:space="preserve">1B. Resources </w:delText>
+        </w:r>
+      </w:del>
+      <w:del w:id="1010" w:author="Janou De Buyser" w:date="2026-10-25T10:00:00Z">
+        <w:r>
+          <w:rPr>
+            <w:b/>
+            <w:bCs/>
+            <w:color w:val="123A5F"/>
+            <w:sz w:val="24"/>
+            <w:szCs w:val="24"/>
+          </w:rPr>
+          <w:delText>(</w:delText>
+        </w:r>
+      </w:del>
+      <w:del w:id="1011" w:author="Janou De Buyser" w:date="2026-10-25T10:00:00Z">
+        <w:r>
+          <w:rPr>
+            <w:b/>
+            <w:bCs/>
+            <w:color w:val="123A5F"/>
+            <w:sz w:val="24"/>
+            <w:szCs w:val="24"/>
+            <w:u w:val="single"/>
+          </w:rPr>
+          <w:delText>structured diary</w:delText>
+        </w:r>
+      </w:del>
+      <w:del w:id="1012" w:author="Janou De Buyser" w:date="2026-10-25T10:00:00Z">
+        <w:r>
+          <w:rPr>
+            <w:b/>
+            <w:bCs/>
+            <w:color w:val="123A5F"/>
+            <w:sz w:val="24"/>
+            <w:szCs w:val="24"/>
+            <w:u w:val="single"/>
+          </w:rPr>
+          <w:delText xml:space="preserve"> HP</w:delText>
+        </w:r>
+      </w:del>
+      <w:del w:id="1013" w:author="Janou De Buyser" w:date="2026-10-25T10:00:00Z">
+        <w:r>
+          <w:rPr>
+            <w:b/>
+            <w:bCs/>
+            <w:color w:val="123A5F"/>
+            <w:sz w:val="24"/>
+            <w:szCs w:val="24"/>
+            <w:u w:val="single"/>
+          </w:rPr>
+          <w:delText>)</w:delText>
+        </w:r>
+      </w:del>
+      <w:ins w:id="1014" w:author="Janou De Buyser" w:date="2026-10-25T10:00:00Z">
+        <w:r>
+          <w:rPr>
+            <w:b/>
+            <w:bCs/>
+            <w:color w:val="123A5F"/>
+            <w:sz w:val="26"/>
+            <w:szCs w:val="26"/>
+          </w:rPr>
+          <w:t xml:space="preserve">1B. Tijdsinvestering</w:t>
+        </w:r>
+      </w:ins>
+    </w:p>
+    <w:p>
+      <w:pPr>
+        <w:rPr>
+          <w:rFonts w:cstheme="minorHAnsi"/>
+          <w:sz w:val="24"/>
+          <w:szCs w:val="24"/>
+          <w:lang w:val="nl-NL"/>
+        </w:rPr>
+      </w:pPr>
+      <w:r>
+        <w:rPr>
+          <w:rFonts w:cstheme="minorHAnsi"/>
+          <w:color w:val="24303B"/>
+          <w:sz w:val="24"/>
+          <w:szCs w:val="24"/>
+          <w:lang w:val="nl-NL"/>
+        </w:rPr>
+        <w:t xml:space="preserve">We gaan nu inzoomen op de tijd die de interventie vraagt in </w:t>
+      </w:r>
+      <w:r>
+        <w:rPr>
+          <w:rFonts w:cstheme="minorHAnsi"/>
+          <w:color w:val="24303B"/>
+          <w:sz w:val="24"/>
+          <w:szCs w:val="24"/>
+          <w:lang w:val="nl-NL"/>
+        </w:rPr>
+        <w:t xml:space="preserve">de dagelijkse praktijk van de voetkliniek. </w:t>
+      </w:r>
+    </w:p>
+    <w:p>
+      <w:pPr>
+        <w:jc w:val="both"/>
         <w:rPr>
           <w:b/>
           <w:bCs/>
-          <w:color w:val="123A5F"/>
-          <w:sz w:val="26"/>
-          <w:szCs w:val="26"/>
-        </w:rPr>
-        <w:t xml:space="preserve">1B. Resources </w:t>
-      </w:r>
-      <w:r>
-        <w:rPr>
-          <w:b/>
-          <w:bCs/>
-          <w:color w:val="123A5F"/>
-          <w:sz w:val="24"/>
-          <w:szCs w:val="24"/>
-        </w:rPr>
-        <w:t>(</w:t>
-      </w:r>
-      <w:r>
-        <w:rPr>
-          <w:b/>
-          <w:bCs/>
-          <w:color w:val="123A5F"/>
-          <w:sz w:val="24"/>
-          <w:szCs w:val="24"/>
-          <w:u w:val="single"/>
-        </w:rPr>
-        <w:t>structured diary</w:t>
-      </w:r>
-      <w:r>
-        <w:rPr>
-          <w:b/>
-          <w:bCs/>
-          <w:color w:val="123A5F"/>
-          <w:sz w:val="24"/>
-          <w:szCs w:val="24"/>
-          <w:u w:val="single"/>
-        </w:rPr>
-        <w:t xml:space="preserve"> HP</w:t>
-      </w:r>
-      <w:r>
-        <w:rPr>
-          <w:b/>
-          <w:bCs/>
-          <w:color w:val="123A5F"/>
-          <w:sz w:val="24"/>
-          <w:szCs w:val="24"/>
-          <w:u w:val="single"/>
-        </w:rPr>
-        <w:t>)</w:t>
-      </w:r>
-    </w:p>
-    <w:p>
-      <w:pPr>
-        <w:rPr>
-          <w:rFonts w:cstheme="minorHAnsi"/>
-          <w:sz w:val="24"/>
-          <w:szCs w:val="24"/>
-          <w:lang w:val="nl-NL"/>
-        </w:rPr>
-      </w:pPr>
-      <w:r>
-        <w:rPr>
-          <w:rFonts w:cstheme="minorHAnsi"/>
-          <w:color w:val="24303B"/>
-          <w:sz w:val="24"/>
-          <w:szCs w:val="24"/>
-          <w:lang w:val="nl-NL"/>
-        </w:rPr>
-        <w:t xml:space="preserve">We gaan nu inzoomen op de tijd die de interventie vraagt in </w:t>
-      </w:r>
-      <w:r>
-        <w:rPr>
-          <w:rFonts w:cstheme="minorHAnsi"/>
-          <w:color w:val="24303B"/>
-          <w:sz w:val="24"/>
-          <w:szCs w:val="24"/>
-          <w:lang w:val="nl-NL"/>
-        </w:rPr>
-        <w:t xml:space="preserve">de dagelijkse praktijk van de voetkliniek. </w:t>
-      </w:r>
-    </w:p>
-    <w:p>
-      <w:pPr>
-        <w:jc w:val="both"/>
-        <w:rPr>
-          <w:b/>
-          <w:bCs/>
-          <w:sz w:val="24"/>
-          <w:szCs w:val="24"/>
-        </w:rPr>
-      </w:pPr>
-      <w:r>
-        <w:rPr>
-          <w:b/>
-          <w:bCs/>
-          <w:color w:val="123A5F"/>
-          <w:sz w:val="24"/>
-          <w:szCs w:val="24"/>
-          <w:highlight w:val="lightGray"/>
-        </w:rPr>
-        <w:t>I1: Time spent on optimal care</w:t>
-      </w:r>
-      <w:r>
-        <w:rPr>
-          <w:b/>
-          <w:bCs/>
-          <w:color w:val="123A5F"/>
-          <w:sz w:val="24"/>
-          <w:szCs w:val="24"/>
-        </w:rPr>
-        <w:t xml:space="preserve"> </w:t>
-      </w:r>
-      <w:r>
-        <w:rPr>
-          <w:b/>
-          <w:bCs/>
-          <w:color w:val="123A5F"/>
-          <w:sz w:val="24"/>
-          <w:szCs w:val="24"/>
-        </w:rPr>
-        <w:t>(</w:t>
-      </w:r>
-      <w:r>
-        <w:rPr>
-          <w:b/>
-          <w:bCs/>
-          <w:color w:val="123A5F"/>
-          <w:sz w:val="24"/>
-          <w:szCs w:val="24"/>
-          <w:u w:val="single"/>
-        </w:rPr>
-        <w:t>structured diary</w:t>
-      </w:r>
-      <w:r>
-        <w:rPr>
-          <w:b/>
-          <w:bCs/>
-          <w:color w:val="123A5F"/>
-          <w:sz w:val="24"/>
-          <w:szCs w:val="24"/>
-          <w:u w:val="single"/>
-        </w:rPr>
-        <w:t xml:space="preserve"> HP</w:t>
-      </w:r>
-      <w:r>
-        <w:rPr>
-          <w:b/>
-          <w:bCs/>
-          <w:color w:val="123A5F"/>
-          <w:sz w:val="24"/>
-          <w:szCs w:val="24"/>
-          <w:u w:val="single"/>
-        </w:rPr>
-        <w:t>)</w:t>
-      </w:r>
+          <w:sz w:val="24"/>
+          <w:szCs w:val="24"/>
+        </w:rPr>
+      </w:pPr>
+      <w:del w:id="1015" w:author="Janou De Buyser" w:date="2026-10-25T10:00:00Z">
+        <w:r>
+          <w:rPr>
+            <w:b/>
+            <w:bCs/>
+            <w:color w:val="123A5F"/>
+            <w:sz w:val="24"/>
+            <w:szCs w:val="24"/>
+            <w:highlight w:val="lightGray"/>
+          </w:rPr>
+          <w:delText>I1: Time spent on optimal care</w:delText>
+        </w:r>
+      </w:del>
+      <w:del w:id="1016" w:author="Janou De Buyser" w:date="2026-10-25T10:00:00Z">
+        <w:r>
+          <w:rPr>
+            <w:b/>
+            <w:bCs/>
+            <w:color w:val="123A5F"/>
+            <w:sz w:val="24"/>
+            <w:szCs w:val="24"/>
+          </w:rPr>
+          <w:delText xml:space="preserve"> </w:delText>
+        </w:r>
+      </w:del>
+      <w:del w:id="1017" w:author="Janou De Buyser" w:date="2026-10-25T10:00:00Z">
+        <w:r>
+          <w:rPr>
+            <w:b/>
+            <w:bCs/>
+            <w:color w:val="123A5F"/>
+            <w:sz w:val="24"/>
+            <w:szCs w:val="24"/>
+          </w:rPr>
+          <w:delText>(</w:delText>
+        </w:r>
+      </w:del>
+      <w:del w:id="1018" w:author="Janou De Buyser" w:date="2026-10-25T10:00:00Z">
+        <w:r>
+          <w:rPr>
+            <w:b/>
+            <w:bCs/>
+            <w:color w:val="123A5F"/>
+            <w:sz w:val="24"/>
+            <w:szCs w:val="24"/>
+            <w:u w:val="single"/>
+          </w:rPr>
+          <w:delText>structured diary</w:delText>
+        </w:r>
+      </w:del>
+      <w:del w:id="1019" w:author="Janou De Buyser" w:date="2026-10-25T10:00:00Z">
+        <w:r>
+          <w:rPr>
+            <w:b/>
+            <w:bCs/>
+            <w:color w:val="123A5F"/>
+            <w:sz w:val="24"/>
+            <w:szCs w:val="24"/>
+            <w:u w:val="single"/>
+          </w:rPr>
+          <w:delText xml:space="preserve"> HP</w:delText>
+        </w:r>
+      </w:del>
+      <w:del w:id="1020" w:author="Janou De Buyser" w:date="2026-10-25T10:00:00Z">
+        <w:r>
+          <w:rPr>
+            <w:b/>
+            <w:bCs/>
+            <w:color w:val="123A5F"/>
+            <w:sz w:val="24"/>
+            <w:szCs w:val="24"/>
+            <w:u w:val="single"/>
+          </w:rPr>
+          <w:delText>)</w:delText>
+        </w:r>
+      </w:del>
+      <w:ins w:id="1021" w:author="Janou De Buyser" w:date="2026-10-25T10:00:00Z">
+        <w:r>
+          <w:rPr>
+            <w:b/>
+            <w:bCs/>
+            <w:color w:val="123A5F"/>
+            <w:sz w:val="24"/>
+            <w:szCs w:val="24"/>
+            <w:highlight w:val="lightGray"/>
+          </w:rPr>
+          <w:t xml:space="preserve">I1. Tijd besteed aan Optimal Care</w:t>
+        </w:r>
+      </w:ins>
     </w:p>
     <w:p>
       <w:pPr>
@@ -439,6 +563,30 @@
       <w:pPr>
         <w:ind w:left="720"/>
         <w:rPr>
+          <w:ins w:id="1095" w:author="Janou De Buyser" w:date="2026-10-25T10:00:00Z"/>
+          <w:rFonts w:cstheme="minorHAnsi"/>
+          <w:sz w:val="24"/>
+          <w:szCs w:val="24"/>
+          <w:lang/>
+        </w:rPr>
+      </w:pPr>
+      <w:ins w:id="1096" w:author="Janou De Buyser" w:date="2026-10-25T10:00:00Z">
+        <w:r>
+          <w:rPr>
+            <w:rFonts w:cstheme="minorHAnsi"/>
+            <w:color w:val="24303B"/>
+            <w:sz w:val="24"/>
+            <w:szCs w:val="24"/>
+            <w:lang/>
+          </w:rPr>
+          <w:t xml:space="preserve">Per sessie:  ______ minuten      Volledig traject:  ______ uur</w:t>
+        </w:r>
+      </w:ins>
+    </w:p>
+    <w:p>
+      <w:pPr>
+        <w:ind w:left="720"/>
+        <w:rPr>
           <w:rFonts w:cstheme="minorHAnsi"/>
           <w:sz w:val="24"/>
           <w:szCs w:val="24"/>
@@ -538,93 +686,122 @@
           <w:szCs w:val="24"/>
         </w:rPr>
       </w:pPr>
-      <w:r>
-        <w:rPr>
-          <w:b/>
-          <w:bCs/>
-          <w:color w:val="123A5F"/>
-          <w:sz w:val="24"/>
-          <w:szCs w:val="24"/>
-          <w:highlight w:val="lightGray"/>
-        </w:rPr>
-        <w:t xml:space="preserve">I2: Time spent by healthcare professionals on preparation of optimal </w:t>
-      </w:r>
+      <w:del w:id="1022" w:author="Janou De Buyser" w:date="2026-10-25T10:00:00Z">
+        <w:r>
+          <w:rPr>
+            <w:b/>
+            <w:bCs/>
+            <w:color w:val="123A5F"/>
+            <w:sz w:val="24"/>
+            <w:szCs w:val="24"/>
+            <w:highlight w:val="lightGray"/>
+          </w:rPr>
+          <w:delText xml:space="preserve">I2: Time spent by healthcare professionals on preparation of optimal </w:delText>
+        </w:r>
+      </w:del>
       <w:proofErr w:type="gramStart"/>
-      <w:r>
-        <w:rPr>
-          <w:b/>
-          <w:bCs/>
-          <w:color w:val="123A5F"/>
-          <w:sz w:val="24"/>
-          <w:szCs w:val="24"/>
-          <w:highlight w:val="lightGray"/>
-        </w:rPr>
-        <w:t>care</w:t>
-      </w:r>
-      <w:r>
-        <w:rPr>
-          <w:b/>
-          <w:bCs/>
-          <w:color w:val="123A5F"/>
-          <w:sz w:val="24"/>
-          <w:szCs w:val="24"/>
-        </w:rPr>
-        <w:t xml:space="preserve"> </w:t>
-      </w:r>
-      <w:r>
-        <w:rPr>
-          <w:b/>
-          <w:bCs/>
-          <w:color w:val="123A5F"/>
-          <w:sz w:val="24"/>
-          <w:szCs w:val="24"/>
-        </w:rPr>
-        <w:t xml:space="preserve"> </w:t>
-      </w:r>
-      <w:r>
-        <w:rPr>
-          <w:b/>
-          <w:bCs/>
-          <w:color w:val="123A5F"/>
-          <w:sz w:val="24"/>
-          <w:szCs w:val="24"/>
-        </w:rPr>
-        <w:t>(</w:t>
-      </w:r>
+      <w:del w:id="1023" w:author="Janou De Buyser" w:date="2026-10-25T10:00:00Z">
+        <w:r>
+          <w:rPr>
+            <w:b/>
+            <w:bCs/>
+            <w:color w:val="123A5F"/>
+            <w:sz w:val="24"/>
+            <w:szCs w:val="24"/>
+            <w:highlight w:val="lightGray"/>
+          </w:rPr>
+          <w:delText>care</w:delText>
+        </w:r>
+      </w:del>
+      <w:del w:id="1024" w:author="Janou De Buyser" w:date="2026-10-25T10:00:00Z">
+        <w:r>
+          <w:rPr>
+            <w:b/>
+            <w:bCs/>
+            <w:color w:val="123A5F"/>
+            <w:sz w:val="24"/>
+            <w:szCs w:val="24"/>
+          </w:rPr>
+          <w:delText xml:space="preserve"> </w:delText>
+        </w:r>
+      </w:del>
+      <w:del w:id="1025" w:author="Janou De Buyser" w:date="2026-10-25T10:00:00Z">
+        <w:r>
+          <w:rPr>
+            <w:b/>
+            <w:bCs/>
+            <w:color w:val="123A5F"/>
+            <w:sz w:val="24"/>
+            <w:szCs w:val="24"/>
+          </w:rPr>
+          <w:delText xml:space="preserve"> </w:delText>
+        </w:r>
+      </w:del>
+      <w:del w:id="1026" w:author="Janou De Buyser" w:date="2026-10-25T10:00:00Z">
+        <w:r>
+          <w:rPr>
+            <w:b/>
+            <w:bCs/>
+            <w:color w:val="123A5F"/>
+            <w:sz w:val="24"/>
+            <w:szCs w:val="24"/>
+          </w:rPr>
+          <w:delText>(</w:delText>
+        </w:r>
+      </w:del>
       <w:proofErr w:type="gramEnd"/>
-      <w:r>
-        <w:rPr>
-          <w:b/>
-          <w:bCs/>
-          <w:color w:val="123A5F"/>
-          <w:sz w:val="24"/>
-          <w:szCs w:val="24"/>
-          <w:u w:val="single"/>
-        </w:rPr>
-        <w:t>structured diary</w:t>
-      </w:r>
-      <w:r>
-        <w:rPr>
-          <w:b/>
-          <w:bCs/>
-          <w:color w:val="123A5F"/>
-          <w:sz w:val="24"/>
-          <w:szCs w:val="24"/>
-          <w:u w:val="single"/>
-        </w:rPr>
-        <w:t xml:space="preserve"> HP</w:t>
-      </w:r>
-      <w:r>
-        <w:rPr>
-          <w:b/>
-          <w:bCs/>
-          <w:color w:val="123A5F"/>
-          <w:sz w:val="24"/>
-          <w:szCs w:val="24"/>
-          <w:u w:val="single"/>
-        </w:rPr>
-        <w:t>)</w:t>
-      </w:r>
+      <w:del w:id="1027" w:author="Janou De Buyser" w:date="2026-10-25T10:00:00Z">
+        <w:r>
+          <w:rPr>
+            <w:b/>
+            <w:bCs/>
+            <w:color w:val="123A5F"/>
+            <w:sz w:val="24"/>
+            <w:szCs w:val="24"/>
+            <w:u w:val="single"/>
+          </w:rPr>
+          <w:delText>structured diary</w:delText>
+        </w:r>
+      </w:del>
+      <w:del w:id="1028" w:author="Janou De Buyser" w:date="2026-10-25T10:00:00Z">
+        <w:r>
+          <w:rPr>
+            <w:b/>
+            <w:bCs/>
+            <w:color w:val="123A5F"/>
+            <w:sz w:val="24"/>
+            <w:szCs w:val="24"/>
+            <w:u w:val="single"/>
+          </w:rPr>
+          <w:delText xml:space="preserve"> HP</w:delText>
+        </w:r>
+      </w:del>
+      <w:del w:id="1029" w:author="Janou De Buyser" w:date="2026-10-25T10:00:00Z">
+        <w:r>
+          <w:rPr>
+            <w:b/>
+            <w:bCs/>
+            <w:color w:val="123A5F"/>
+            <w:sz w:val="24"/>
+            <w:szCs w:val="24"/>
+            <w:u w:val="single"/>
+          </w:rPr>
+          <w:delText>)</w:delText>
+        </w:r>
+      </w:del>
+      <w:ins w:id="1030" w:author="Janou De Buyser" w:date="2026-10-25T10:00:00Z">
+        <w:r>
+          <w:rPr>
+            <w:b/>
+            <w:bCs/>
+            <w:color w:val="123A5F"/>
+            <w:sz w:val="24"/>
+            <w:szCs w:val="24"/>
+            <w:highlight w:val="lightGray"/>
+          </w:rPr>
+          <w:t xml:space="preserve">I2. Tijd voor de voorbereiding van Optimal Care</w:t>
+        </w:r>
+      </w:ins>
     </w:p>
     <w:p>
       <w:pPr>
@@ -655,6 +832,30 @@
       <w:pPr>
         <w:ind w:left="720"/>
         <w:rPr>
+          <w:ins w:id="1097" w:author="Janou De Buyser" w:date="2026-10-25T10:00:00Z"/>
+          <w:rFonts w:cstheme="minorHAnsi"/>
+          <w:sz w:val="24"/>
+          <w:szCs w:val="24"/>
+          <w:lang/>
+        </w:rPr>
+      </w:pPr>
+      <w:ins w:id="1098" w:author="Janou De Buyser" w:date="2026-10-25T10:00:00Z">
+        <w:r>
+          <w:rPr>
+            <w:rFonts w:cstheme="minorHAnsi"/>
+            <w:color w:val="24303B"/>
+            <w:sz w:val="24"/>
+            <w:szCs w:val="24"/>
+            <w:lang/>
+          </w:rPr>
+          <w:t xml:space="preserve">______ minuten</w:t>
+        </w:r>
+      </w:ins>
+    </w:p>
+    <w:p>
+      <w:pPr>
+        <w:ind w:left="720"/>
+        <w:rPr>
           <w:rFonts w:cstheme="minorHAnsi"/>
           <w:sz w:val="24"/>
           <w:szCs w:val="24"/>
@@ -817,70 +1018,95 @@
           <w:lang/>
         </w:rPr>
       </w:pPr>
-      <w:r>
-        <w:rPr>
-          <w:b/>
-          <w:bCs/>
-          <w:color w:val="123A5F"/>
-          <w:sz w:val="24"/>
-          <w:szCs w:val="24"/>
-          <w:highlight w:val="lightGray"/>
-        </w:rPr>
-        <w:t>I3: Time spent by healthcare professionals on delivery of the optimal care</w:t>
-      </w:r>
-      <w:r>
-        <w:rPr>
-          <w:b/>
-          <w:bCs/>
-          <w:color w:val="123A5F"/>
-          <w:sz w:val="24"/>
-          <w:szCs w:val="24"/>
-        </w:rPr>
-        <w:t xml:space="preserve"> </w:t>
-      </w:r>
-      <w:r>
-        <w:rPr>
-          <w:b/>
-          <w:bCs/>
-          <w:color w:val="123A5F"/>
-          <w:sz w:val="24"/>
-          <w:szCs w:val="24"/>
-        </w:rPr>
-        <w:t>(</w:t>
-      </w:r>
-      <w:r>
-        <w:rPr>
-          <w:b/>
-          <w:bCs/>
-          <w:color w:val="123A5F"/>
-          <w:sz w:val="24"/>
-          <w:szCs w:val="24"/>
-          <w:u w:val="single"/>
-        </w:rPr>
-        <w:t>structured diary</w:t>
-      </w:r>
-      <w:r>
-        <w:rPr>
-          <w:b/>
-          <w:bCs/>
-          <w:color w:val="123A5F"/>
-          <w:sz w:val="24"/>
-          <w:szCs w:val="24"/>
-          <w:u w:val="single"/>
-        </w:rPr>
-        <w:t xml:space="preserve"> HP</w:t>
-      </w:r>
-      <w:r>
-        <w:rPr>
-          <w:b/>
-          <w:bCs/>
-          <w:color w:val="123A5F"/>
-          <w:sz w:val="24"/>
-          <w:szCs w:val="24"/>
-          <w:u w:val="single"/>
-        </w:rPr>
-        <w:t>)</w:t>
-      </w:r>
+      <w:del w:id="1031" w:author="Janou De Buyser" w:date="2026-10-25T10:00:00Z">
+        <w:r>
+          <w:rPr>
+            <w:b/>
+            <w:bCs/>
+            <w:color w:val="123A5F"/>
+            <w:sz w:val="24"/>
+            <w:szCs w:val="24"/>
+            <w:highlight w:val="lightGray"/>
+          </w:rPr>
+          <w:delText>I3: Time spent by healthcare professionals on delivery of the optimal care</w:delText>
+        </w:r>
+      </w:del>
+      <w:del w:id="1032" w:author="Janou De Buyser" w:date="2026-10-25T10:00:00Z">
+        <w:r>
+          <w:rPr>
+            <w:b/>
+            <w:bCs/>
+            <w:color w:val="123A5F"/>
+            <w:sz w:val="24"/>
+            <w:szCs w:val="24"/>
+          </w:rPr>
+          <w:delText xml:space="preserve"> </w:delText>
+        </w:r>
+      </w:del>
+      <w:del w:id="1033" w:author="Janou De Buyser" w:date="2026-10-25T10:00:00Z">
+        <w:r>
+          <w:rPr>
+            <w:b/>
+            <w:bCs/>
+            <w:color w:val="123A5F"/>
+            <w:sz w:val="24"/>
+            <w:szCs w:val="24"/>
+          </w:rPr>
+          <w:delText>(</w:delText>
+        </w:r>
+      </w:del>
+      <w:del w:id="1034" w:author="Janou De Buyser" w:date="2026-10-25T10:00:00Z">
+        <w:r>
+          <w:rPr>
+            <w:b/>
+            <w:bCs/>
+            <w:color w:val="123A5F"/>
+            <w:sz w:val="24"/>
+            <w:szCs w:val="24"/>
+            <w:u w:val="single"/>
+          </w:rPr>
+          <w:delText>structured diary</w:delText>
+        </w:r>
+      </w:del>
+      <w:del w:id="1035" w:author="Janou De Buyser" w:date="2026-10-25T10:00:00Z">
+        <w:r>
+          <w:rPr>
+            <w:b/>
+            <w:bCs/>
+            <w:color w:val="123A5F"/>
+            <w:sz w:val="24"/>
+            <w:szCs w:val="24"/>
+            <w:u w:val="single"/>
+          </w:rPr>
+          <w:delText xml:space="preserve"> HP</w:delText>
+        </w:r>
+      </w:del>
+      <w:del w:id="1036" w:author="Janou De Buyser" w:date="2026-10-25T10:00:00Z">
+        <w:r>
+          <w:rPr>
+            <w:b/>
+            <w:bCs/>
+            <w:color w:val="123A5F"/>
+            <w:sz w:val="24"/>
+            <w:szCs w:val="24"/>
+            <w:u w:val="single"/>
+          </w:rPr>
+          <w:delText>)</w:delText>
+        </w:r>
+      </w:del>
+      <w:ins w:id="1037" w:author="Janou De Buyser" w:date="2026-10-25T10:00:00Z">
+        <w:r>
+          <w:rPr>
+            <w:b/>
+            <w:bCs/>
+            <w:color w:val="123A5F"/>
+            <w:sz w:val="24"/>
+            <w:szCs w:val="24"/>
+            <w:highlight w:val="lightGray"/>
+          </w:rPr>
+          <w:t xml:space="preserve">I3. Tijd voor de uitvoering van Optimal Care</w:t>
+        </w:r>
+      </w:ins>
     </w:p>
     <w:p>
       <w:pPr>
@@ -912,6 +1138,30 @@
       <w:pPr>
         <w:ind w:left="720"/>
         <w:rPr>
+          <w:ins w:id="1099" w:author="Janou De Buyser" w:date="2026-10-25T10:00:00Z"/>
+          <w:rFonts w:cstheme="minorHAnsi"/>
+          <w:sz w:val="24"/>
+          <w:szCs w:val="24"/>
+          <w:lang/>
+        </w:rPr>
+      </w:pPr>
+      <w:ins w:id="1100" w:author="Janou De Buyser" w:date="2026-10-25T10:00:00Z">
+        <w:r>
+          <w:rPr>
+            <w:rFonts w:cstheme="minorHAnsi"/>
+            <w:color w:val="24303B"/>
+            <w:sz w:val="24"/>
+            <w:szCs w:val="24"/>
+            <w:lang/>
+          </w:rPr>
+          <w:t xml:space="preserve">______ minuten</w:t>
+        </w:r>
+      </w:ins>
+    </w:p>
+    <w:p>
+      <w:pPr>
+        <w:ind w:left="720"/>
+        <w:rPr>
           <w:rFonts w:cstheme="minorHAnsi"/>
           <w:sz w:val="24"/>
           <w:szCs w:val="24"/>
@@ -938,6 +1188,30 @@
         </w:rPr>
         <w:t xml:space="preserve">Hoe lang duurt een typische sessie? </w:t>
       </w:r>
+    </w:p>
+    <w:p>
+      <w:pPr>
+        <w:ind w:left="720"/>
+        <w:rPr>
+          <w:ins w:id="1101" w:author="Janou De Buyser" w:date="2026-10-25T10:00:00Z"/>
+          <w:rFonts w:cstheme="minorHAnsi"/>
+          <w:sz w:val="24"/>
+          <w:szCs w:val="24"/>
+          <w:lang/>
+        </w:rPr>
+      </w:pPr>
+      <w:ins w:id="1102" w:author="Janou De Buyser" w:date="2026-10-25T10:00:00Z">
+        <w:r>
+          <w:rPr>
+            <w:rFonts w:cstheme="minorHAnsi"/>
+            <w:color w:val="24303B"/>
+            <w:sz w:val="24"/>
+            <w:szCs w:val="24"/>
+            <w:lang/>
+          </w:rPr>
+          <w:t xml:space="preserve">______ minuten</w:t>
+        </w:r>
+      </w:ins>
     </w:p>
     <w:p>
       <w:pPr>
@@ -1122,6 +1396,30 @@
           <w:lang w:val="nl-BE"/>
         </w:rPr>
       </w:pPr>
+      <w:del w:id="1105" w:author="Janou De Buyser" w:date="2026-10-25T10:00:00Z">
+        <w:r>
+          <w:rPr>
+            <w:rFonts w:cstheme="minorHAnsi"/>
+            <w:color w:val="24303B"/>
+            <w:sz w:val="24"/>
+            <w:szCs w:val="24"/>
+            <w:lang w:val="nl-BE"/>
+          </w:rPr>
+          <w:delText xml:space="preserve">Hoe is je</w:delText>
+        </w:r>
+      </w:del>
+      <w:ins w:id="1106" w:author="Janou De Buyser" w:date="2026-10-25T10:00:00Z">
+        <w:r>
+          <w:rPr>
+            <w:rFonts w:cstheme="minorHAnsi"/>
+            <w:color w:val="24303B"/>
+            <w:sz w:val="24"/>
+            <w:szCs w:val="24"/>
+            <w:lang w:val="nl-BE"/>
+          </w:rPr>
+          <w:t xml:space="preserve">Hoe is uw</w:t>
+        </w:r>
+      </w:ins>
       <w:r>
         <w:rPr>
           <w:rFonts w:cstheme="minorHAnsi"/>
@@ -1130,7 +1428,7 @@
           <w:szCs w:val="24"/>
           <w:lang w:val="nl-BE"/>
         </w:rPr>
-        <w:t>Hoe is je voorbereidingstijd geëvolueerd doorheen het geven van de sessies?</w:t>
+        <w:t xml:space="preserve"> voorbereidingstijd geëvolueerd doorheen het geven van de sessies?</w:t>
       </w:r>
     </w:p>
     <w:p>
@@ -1148,6 +1446,30 @@
           <w:lang w:val="nl-BE"/>
         </w:rPr>
       </w:pPr>
+      <w:del w:id="1107" w:author="Janou De Buyser" w:date="2026-10-25T10:00:00Z">
+        <w:r>
+          <w:rPr>
+            <w:rFonts w:cstheme="minorHAnsi"/>
+            <w:color w:val="24303B"/>
+            <w:sz w:val="24"/>
+            <w:szCs w:val="24"/>
+            <w:lang w:val="nl-BE"/>
+          </w:rPr>
+          <w:delText xml:space="preserve">Hoe zou je de verhouding tijdsbesteding</w:delText>
+        </w:r>
+      </w:del>
+      <w:ins w:id="1108" w:author="Janou De Buyser" w:date="2026-10-25T10:00:00Z">
+        <w:r>
+          <w:rPr>
+            <w:rFonts w:cstheme="minorHAnsi"/>
+            <w:color w:val="24303B"/>
+            <w:sz w:val="24"/>
+            <w:szCs w:val="24"/>
+            <w:lang w:val="nl-BE"/>
+          </w:rPr>
+          <w:t xml:space="preserve">Hoe zou u de verhouding tussen tijdsbesteding</w:t>
+        </w:r>
+      </w:ins>
       <w:r>
         <w:rPr>
           <w:rFonts w:cstheme="minorHAnsi"/>
@@ -1156,7 +1478,41 @@
           <w:szCs w:val="24"/>
           <w:lang w:val="nl-BE"/>
         </w:rPr>
-        <w:t>Hoe zou je de verhouding tijdsbesteding en positieve factoren van de studietherapiesessies weergeven? Hoe zouden wij ervoor kunnen zorgen dat de positieve factoren meer doorwegen?</w:t>
+        <w:t xml:space="preserve"> en positieve factoren van de </w:t>
+      </w:r>
+      <w:del w:id="1109" w:author="Janou De Buyser" w:date="2026-10-25T10:00:00Z">
+        <w:r>
+          <w:rPr>
+            <w:rFonts w:cstheme="minorHAnsi"/>
+            <w:color w:val="24303B"/>
+            <w:sz w:val="24"/>
+            <w:szCs w:val="24"/>
+            <w:lang w:val="nl-BE"/>
+          </w:rPr>
+          <w:delText xml:space="preserve">studietherapiesessies</w:delText>
+        </w:r>
+      </w:del>
+      <w:ins w:id="1110" w:author="Janou De Buyser" w:date="2026-10-25T10:00:00Z">
+        <w:r>
+          <w:rPr>
+            <w:rFonts w:cstheme="minorHAnsi"/>
+            <w:color w:val="24303B"/>
+            <w:sz w:val="24"/>
+            <w:szCs w:val="24"/>
+            <w:lang w:val="nl-BE"/>
+          </w:rPr>
+          <w:t xml:space="preserve">studiesessies</w:t>
+        </w:r>
+      </w:ins>
+      <w:r>
+        <w:rPr>
+          <w:rFonts w:cstheme="minorHAnsi"/>
+          <w:color w:val="24303B"/>
+          <w:sz w:val="24"/>
+          <w:szCs w:val="24"/>
+          <w:lang w:val="nl-BE"/>
+        </w:rPr>
+        <w:t xml:space="preserve"> weergeven? Hoe zouden wij ervoor kunnen zorgen dat de positieve factoren meer doorwegen?</w:t>
       </w:r>
     </w:p>
     <w:p>
@@ -1167,131 +1523,188 @@
           <w:szCs w:val="26"/>
         </w:rPr>
       </w:pPr>
-      <w:r>
+      <w:del w:id="1038" w:author="Janou De Buyser" w:date="2026-10-25T10:00:00Z">
+        <w:r>
+          <w:rPr>
+            <w:b/>
+            <w:bCs/>
+            <w:color w:val="0070C0"/>
+            <w:sz w:val="26"/>
+            <w:szCs w:val="26"/>
+          </w:rPr>
+          <w:delText>2. What is delivered (</w:delText>
+        </w:r>
+      </w:del>
+      <w:del w:id="1039" w:author="Janou De Buyser" w:date="2026-10-25T10:00:00Z">
+        <w:r>
+          <w:rPr>
+            <w:i/>
+            <w:iCs/>
+            <w:color w:val="0070C0"/>
+            <w:sz w:val="26"/>
+            <w:szCs w:val="26"/>
+          </w:rPr>
+          <w:delText>the quantity and quality of what is delivered)</w:delText>
+        </w:r>
+      </w:del>
+      <w:ins w:id="1040" w:author="Janou De Buyser" w:date="2026-10-25T10:00:00Z">
+        <w:r>
+          <w:rPr>
+            <w:b/>
+            <w:bCs/>
+            <w:color w:val="0070C0"/>
+            <w:sz w:val="26"/>
+            <w:szCs w:val="26"/>
+          </w:rPr>
+          <w:t xml:space="preserve">2. Wat wordt er geleverd (hoeveelheid en kwaliteit)</w:t>
+        </w:r>
+      </w:ins>
+    </w:p>
+    <w:p>
+      <w:pPr>
+        <w:rPr>
+          <w:color w:val="0070C0"/>
+          <w:sz w:val="24"/>
+          <w:szCs w:val="24"/>
+        </w:rPr>
+      </w:pPr>
+      <w:del w:id="1041" w:author="Janou De Buyser" w:date="2026-10-25T10:00:00Z">
+        <w:r>
+          <w:rPr>
+            <w:b/>
+            <w:bCs/>
+            <w:color w:val="123A5F"/>
+            <w:sz w:val="24"/>
+            <w:szCs w:val="24"/>
+          </w:rPr>
+          <w:delText>2A. Dose</w:delText>
+        </w:r>
+      </w:del>
+      <w:del w:id="1042" w:author="Janou De Buyser" w:date="2026-10-25T10:00:00Z">
+        <w:r>
+          <w:rPr>
+            <w:color w:val="0070C0"/>
+            <w:sz w:val="24"/>
+            <w:szCs w:val="24"/>
+          </w:rPr>
+          <w:delText xml:space="preserve"> </w:delText>
+        </w:r>
+      </w:del>
+      <w:ins w:id="1043" w:author="Janou De Buyser" w:date="2026-10-25T10:00:00Z">
+        <w:r>
+          <w:rPr>
+            <w:b/>
+            <w:bCs/>
+            <w:color w:val="123A5F"/>
+            <w:sz w:val="24"/>
+            <w:szCs w:val="24"/>
+          </w:rPr>
+          <w:t xml:space="preserve">2A. Dosis</w:t>
+        </w:r>
+      </w:ins>
+    </w:p>
+    <w:p>
+      <w:pPr>
+        <w:jc w:val="both"/>
         <w:rPr>
           <w:b/>
           <w:bCs/>
-          <w:color w:val="0070C0"/>
-          <w:sz w:val="26"/>
-          <w:szCs w:val="26"/>
-        </w:rPr>
-        <w:t>2. What is delivered (</w:t>
-      </w:r>
-      <w:r>
-        <w:rPr>
-          <w:i/>
-          <w:iCs/>
-          <w:color w:val="0070C0"/>
-          <w:sz w:val="26"/>
-          <w:szCs w:val="26"/>
-        </w:rPr>
-        <w:t>the quantity and quality of what is delivered)</w:t>
-      </w:r>
-    </w:p>
-    <w:p>
-      <w:pPr>
-        <w:rPr>
-          <w:color w:val="0070C0"/>
-          <w:sz w:val="24"/>
-          <w:szCs w:val="24"/>
-        </w:rPr>
-      </w:pPr>
-      <w:r>
-        <w:rPr>
-          <w:b/>
-          <w:bCs/>
-          <w:color w:val="123A5F"/>
-          <w:sz w:val="24"/>
-          <w:szCs w:val="24"/>
-        </w:rPr>
-        <w:t>2A. Dose</w:t>
-      </w:r>
-      <w:r>
-        <w:rPr>
-          <w:color w:val="0070C0"/>
-          <w:sz w:val="24"/>
-          <w:szCs w:val="24"/>
-        </w:rPr>
-        <w:t xml:space="preserve"> </w:t>
-      </w:r>
-    </w:p>
-    <w:p>
-      <w:pPr>
-        <w:jc w:val="both"/>
-        <w:rPr>
-          <w:b/>
-          <w:bCs/>
-        </w:rPr>
-      </w:pPr>
-      <w:r>
-        <w:rPr>
-          <w:b/>
-          <w:bCs/>
-          <w:color w:val="123A5F"/>
-          <w:highlight w:val="lightGray"/>
-        </w:rPr>
-        <w:t xml:space="preserve">I1: number of optimal </w:t>
-      </w:r>
+        </w:rPr>
+      </w:pPr>
+      <w:del w:id="1044" w:author="Janou De Buyser" w:date="2026-10-25T10:00:00Z">
+        <w:r>
+          <w:rPr>
+            <w:b/>
+            <w:bCs/>
+            <w:color w:val="123A5F"/>
+            <w:highlight w:val="lightGray"/>
+          </w:rPr>
+          <w:delText xml:space="preserve">I1: number of optimal </w:delText>
+        </w:r>
+      </w:del>
       <w:proofErr w:type="gramStart"/>
-      <w:r>
-        <w:rPr>
-          <w:b/>
-          <w:bCs/>
-          <w:color w:val="123A5F"/>
-          <w:highlight w:val="lightGray"/>
-        </w:rPr>
-        <w:t>care</w:t>
-      </w:r>
+      <w:del w:id="1045" w:author="Janou De Buyser" w:date="2026-10-25T10:00:00Z">
+        <w:r>
+          <w:rPr>
+            <w:b/>
+            <w:bCs/>
+            <w:color w:val="123A5F"/>
+            <w:highlight w:val="lightGray"/>
+          </w:rPr>
+          <w:delText>care</w:delText>
+        </w:r>
+      </w:del>
       <w:proofErr w:type="gramEnd"/>
-      <w:r>
-        <w:rPr>
-          <w:b/>
-          <w:bCs/>
-          <w:color w:val="123A5F"/>
-          <w:highlight w:val="lightGray"/>
-        </w:rPr>
-        <w:t>, incl. all parts of the intervention, sessions held per patient</w:t>
-      </w:r>
-      <w:r>
-        <w:rPr>
-          <w:b/>
-          <w:bCs/>
-          <w:color w:val="123A5F"/>
-        </w:rPr>
-        <w:t xml:space="preserve"> </w:t>
-      </w:r>
-      <w:r>
-        <w:rPr>
-          <w:b/>
-          <w:bCs/>
-          <w:color w:val="123A5F"/>
-          <w:sz w:val="24"/>
-          <w:szCs w:val="24"/>
-        </w:rPr>
-        <w:t>(</w:t>
-      </w:r>
-      <w:r>
-        <w:rPr>
-          <w:b/>
-          <w:bCs/>
-          <w:color w:val="123A5F"/>
-          <w:sz w:val="24"/>
-          <w:szCs w:val="24"/>
-          <w:u w:val="single"/>
-        </w:rPr>
-        <w:t>structured diary</w:t>
-      </w:r>
-      <w:r>
-        <w:rPr>
-          <w:b/>
-          <w:bCs/>
-          <w:color w:val="123A5F"/>
-          <w:sz w:val="24"/>
-          <w:szCs w:val="24"/>
-          <w:u w:val="single"/>
-        </w:rPr>
-        <w:t xml:space="preserve"> HP+ videotapes)</w:t>
-      </w:r>
+      <w:del w:id="1046" w:author="Janou De Buyser" w:date="2026-10-25T10:00:00Z">
+        <w:r>
+          <w:rPr>
+            <w:b/>
+            <w:bCs/>
+            <w:color w:val="123A5F"/>
+            <w:highlight w:val="lightGray"/>
+          </w:rPr>
+          <w:delText>, incl. all parts of the intervention, sessions held per patient</w:delText>
+        </w:r>
+      </w:del>
+      <w:del w:id="1047" w:author="Janou De Buyser" w:date="2026-10-25T10:00:00Z">
+        <w:r>
+          <w:rPr>
+            <w:b/>
+            <w:bCs/>
+            <w:color w:val="123A5F"/>
+          </w:rPr>
+          <w:delText xml:space="preserve"> </w:delText>
+        </w:r>
+      </w:del>
+      <w:del w:id="1048" w:author="Janou De Buyser" w:date="2026-10-25T10:00:00Z">
+        <w:r>
+          <w:rPr>
+            <w:b/>
+            <w:bCs/>
+            <w:color w:val="123A5F"/>
+            <w:sz w:val="24"/>
+            <w:szCs w:val="24"/>
+          </w:rPr>
+          <w:delText>(</w:delText>
+        </w:r>
+      </w:del>
+      <w:del w:id="1049" w:author="Janou De Buyser" w:date="2026-10-25T10:00:00Z">
+        <w:r>
+          <w:rPr>
+            <w:b/>
+            <w:bCs/>
+            <w:color w:val="123A5F"/>
+            <w:sz w:val="24"/>
+            <w:szCs w:val="24"/>
+            <w:u w:val="single"/>
+          </w:rPr>
+          <w:delText>structured diary</w:delText>
+        </w:r>
+      </w:del>
+      <w:del w:id="1050" w:author="Janou De Buyser" w:date="2026-10-25T10:00:00Z">
+        <w:r>
+          <w:rPr>
+            <w:b/>
+            <w:bCs/>
+            <w:color w:val="123A5F"/>
+            <w:sz w:val="24"/>
+            <w:szCs w:val="24"/>
+            <w:u w:val="single"/>
+          </w:rPr>
+          <w:delText xml:space="preserve"> HP+ videotapes)</w:delText>
+        </w:r>
+      </w:del>
+      <w:ins w:id="1051" w:author="Janou De Buyser" w:date="2026-10-25T10:00:00Z">
+        <w:r>
+          <w:rPr>
+            <w:b/>
+            <w:bCs/>
+            <w:color w:val="123A5F"/>
+            <w:highlight w:val="lightGray"/>
+          </w:rPr>
+          <w:t xml:space="preserve">I1. Aantal sessies per patiënt</w:t>
+        </w:r>
+      </w:ins>
     </w:p>
     <w:p>
       <w:pPr>
@@ -1342,6 +1755,30 @@
       <w:pPr>
         <w:ind w:left="720"/>
         <w:rPr>
+          <w:ins w:id="1103" w:author="Janou De Buyser" w:date="2026-10-25T10:00:00Z"/>
+          <w:rFonts w:cstheme="minorHAnsi"/>
+          <w:sz w:val="24"/>
+          <w:szCs w:val="24"/>
+          <w:lang/>
+        </w:rPr>
+      </w:pPr>
+      <w:ins w:id="1104" w:author="Janou De Buyser" w:date="2026-10-25T10:00:00Z">
+        <w:r>
+          <w:rPr>
+            <w:rFonts w:cstheme="minorHAnsi"/>
+            <w:color w:val="24303B"/>
+            <w:sz w:val="24"/>
+            <w:szCs w:val="24"/>
+            <w:lang/>
+          </w:rPr>
+          <w:t xml:space="preserve">______ sessies</w:t>
+        </w:r>
+      </w:ins>
+    </w:p>
+    <w:p>
+      <w:pPr>
+        <w:ind w:left="720"/>
+        <w:rPr>
           <w:rFonts w:cstheme="minorHAnsi"/>
           <w:sz w:val="24"/>
           <w:szCs w:val="24"/>
@@ -1896,259 +2333,373 @@
           <w:lang/>
         </w:rPr>
       </w:pPr>
-      <w:r>
-        <w:rPr>
+      <w:del w:id="1052" w:author="Janou De Buyser" w:date="2026-10-25T10:00:00Z">
+        <w:r>
+          <w:rPr>
+            <w:b/>
+            <w:bCs/>
+            <w:color w:val="0070C0"/>
+            <w:sz w:val="24"/>
+            <w:szCs w:val="24"/>
+          </w:rPr>
+          <w:delText>2C. Fidelity</w:delText>
+        </w:r>
+      </w:del>
+      <w:del w:id="1053" w:author="Janou De Buyser" w:date="2026-10-25T10:00:00Z">
+        <w:r>
+          <w:rPr>
+            <w:color w:val="0070C0"/>
+            <w:sz w:val="24"/>
+            <w:szCs w:val="24"/>
+          </w:rPr>
+          <w:delText xml:space="preserve"> </w:delText>
+        </w:r>
+      </w:del>
+      <w:del w:id="1054" w:author="Janou De Buyser" w:date="2026-10-25T10:00:00Z">
+        <w:r>
+          <w:rPr>
+            <w:i/>
+            <w:color w:val="0070C0"/>
+            <w:sz w:val="24"/>
+            <w:szCs w:val="24"/>
+          </w:rPr>
+          <w:delText>(consistency of what is implemented with the planned intervention)</w:delText>
+        </w:r>
+      </w:del>
+      <w:ins w:id="1055" w:author="Janou De Buyser" w:date="2026-10-25T10:00:00Z">
+        <w:r>
+          <w:rPr>
+            <w:b/>
+            <w:bCs/>
+            <w:color w:val="0070C0"/>
+            <w:sz w:val="24"/>
+            <w:szCs w:val="24"/>
+          </w:rPr>
+          <w:t xml:space="preserve">2C. Fideliteit (overeenstemming met de geplande interventie)</w:t>
+        </w:r>
+      </w:ins>
+    </w:p>
+    <w:p>
+      <w:pPr>
+        <w:jc w:val="both"/>
+        <w:rPr>
+          <w:b/>
+          <w:bCs/>
+        </w:rPr>
+      </w:pPr>
+      <w:del w:id="1056" w:author="Janou De Buyser" w:date="2026-10-25T10:00:00Z">
+        <w:r>
+          <w:rPr>
+            <w:b/>
+            <w:bCs/>
+            <w:color w:val="123A5F"/>
+          </w:rPr>
+          <w:delText>(e) activities delivered as intended:</w:delText>
+        </w:r>
+      </w:del>
+      <w:del w:id="1057" w:author="Janou De Buyser" w:date="2026-10-25T10:00:00Z">
+        <w:r>
+          <w:rPr>
+            <w:b/>
+            <w:bCs/>
+            <w:color w:val="123A5F"/>
+          </w:rPr>
+          <w:delText xml:space="preserve"> </w:delText>
+        </w:r>
+      </w:del>
+      <w:del w:id="1058" w:author="Janou De Buyser" w:date="2026-10-25T10:00:00Z">
+        <w:r>
+          <w:rPr>
+            <w:b/>
+            <w:bCs/>
+            <w:color w:val="123A5F"/>
+            <w:sz w:val="24"/>
+            <w:szCs w:val="24"/>
+          </w:rPr>
+          <w:delText>(</w:delText>
+        </w:r>
+      </w:del>
+      <w:del w:id="1059" w:author="Janou De Buyser" w:date="2026-10-25T10:00:00Z">
+        <w:r>
+          <w:rPr>
+            <w:b/>
+            <w:bCs/>
+            <w:color w:val="123A5F"/>
+            <w:sz w:val="24"/>
+            <w:szCs w:val="24"/>
+            <w:u w:val="single"/>
+          </w:rPr>
+          <w:delText>structured diary</w:delText>
+        </w:r>
+      </w:del>
+      <w:del w:id="1060" w:author="Janou De Buyser" w:date="2026-10-25T10:00:00Z">
+        <w:r>
+          <w:rPr>
+            <w:b/>
+            <w:bCs/>
+            <w:color w:val="123A5F"/>
+            <w:sz w:val="24"/>
+            <w:szCs w:val="24"/>
+            <w:u w:val="single"/>
+          </w:rPr>
+          <w:delText xml:space="preserve"> – eCRF)</w:delText>
+        </w:r>
+      </w:del>
+      <w:ins w:id="1061" w:author="Janou De Buyser" w:date="2026-10-25T10:00:00Z">
+        <w:r>
+          <w:rPr>
+            <w:b/>
+            <w:bCs/>
+            <w:color w:val="123A5F"/>
+          </w:rPr>
+          <w:t xml:space="preserve">(e) Activiteiten uitgevoerd zoals bedoeld</w:t>
+        </w:r>
+      </w:ins>
+    </w:p>
+    <w:p>
+      <w:pPr>
+        <w:jc w:val="both"/>
+        <w:rPr>
+          <w:highlight w:val="lightGray"/>
+        </w:rPr>
+      </w:pPr>
+      <w:del w:id="1062" w:author="Janou De Buyser" w:date="2026-10-25T10:00:00Z">
+        <w:r>
+          <w:rPr>
+            <w:color w:val="24303B"/>
+            <w:highlight w:val="lightGray"/>
+          </w:rPr>
+          <w:delText>I1: number of activities delivered as intended</w:delText>
+        </w:r>
+      </w:del>
+      <w:ins w:id="1063" w:author="Janou De Buyser" w:date="2026-10-25T10:00:00Z">
+        <w:r>
+          <w:rPr>
+            <w:color w:val="24303B"/>
+            <w:highlight w:val="lightGray"/>
+          </w:rPr>
+          <w:t xml:space="preserve">I1. Aantal activiteiten uitgevoerd zoals bedoeld:  ______</w:t>
+        </w:r>
+      </w:ins>
+    </w:p>
+    <w:p>
+      <w:pPr>
+        <w:jc w:val="both"/>
+        <w:rPr>
+          <w:highlight w:val="lightGray"/>
+        </w:rPr>
+      </w:pPr>
+      <w:del w:id="1064" w:author="Janou De Buyser" w:date="2026-10-25T10:00:00Z">
+        <w:r>
+          <w:rPr>
+            <w:color w:val="24303B"/>
+            <w:highlight w:val="lightGray"/>
+          </w:rPr>
+          <w:delText>I2: order of intervention activities delivered as planned</w:delText>
+        </w:r>
+      </w:del>
+      <w:ins w:id="1065" w:author="Janou De Buyser" w:date="2026-10-25T10:00:00Z">
+        <w:r>
+          <w:rPr>
+            <w:color w:val="24303B"/>
+            <w:highlight w:val="lightGray"/>
+          </w:rPr>
+          <w:t xml:space="preserve">I2. Werden de activiteiten in de geplande volgorde uitgevoerd?   ☐ Ja   ☐ Nee</w:t>
+        </w:r>
+      </w:ins>
+    </w:p>
+    <w:p>
+      <w:pPr>
+        <w:jc w:val="both"/>
+        <w:rPr>
+          <w:b/>
+          <w:bCs/>
+          <w:highlight w:val="lightGray"/>
+        </w:rPr>
+      </w:pPr>
+      <w:del w:id="1066" w:author="Janou De Buyser" w:date="2026-10-25T10:00:00Z">
+        <w:r>
+          <w:rPr>
+            <w:b/>
+            <w:bCs/>
+            <w:color w:val="123A5F"/>
+            <w:highlight w:val="lightGray"/>
+          </w:rPr>
+          <w:delText>(f) content of PARADISE sessions delivered as intended</w:delText>
+        </w:r>
+      </w:del>
+      <w:del w:id="1067" w:author="Janou De Buyser" w:date="2026-10-25T10:00:00Z">
+        <w:r>
+          <w:rPr>
+            <w:b/>
+            <w:bCs/>
+            <w:color w:val="123A5F"/>
+            <w:highlight w:val="lightGray"/>
+          </w:rPr>
+          <w:delText xml:space="preserve"> </w:delText>
+        </w:r>
+      </w:del>
+      <w:del w:id="1068" w:author="Janou De Buyser" w:date="2026-10-25T10:00:00Z">
+        <w:r>
+          <w:rPr>
+            <w:b/>
+            <w:bCs/>
+            <w:color w:val="123A5F"/>
+            <w:sz w:val="24"/>
+            <w:szCs w:val="24"/>
+          </w:rPr>
+          <w:delText>(</w:delText>
+        </w:r>
+      </w:del>
+      <w:del w:id="1069" w:author="Janou De Buyser" w:date="2026-10-25T10:00:00Z">
+        <w:r>
+          <w:rPr>
+            <w:b/>
+            <w:bCs/>
+            <w:color w:val="123A5F"/>
+            <w:sz w:val="24"/>
+            <w:szCs w:val="24"/>
+            <w:u w:val="single"/>
+          </w:rPr>
+          <w:delText>videotape – eCRF)</w:delText>
+        </w:r>
+      </w:del>
+      <w:ins w:id="1070" w:author="Janou De Buyser" w:date="2026-10-25T10:00:00Z">
+        <w:r>
+          <w:rPr>
+            <w:b/>
+            <w:bCs/>
+            <w:color w:val="123A5F"/>
+            <w:highlight w:val="lightGray"/>
+          </w:rPr>
+          <w:t xml:space="preserve">(f) Inhoud van de PARADISE-sessies uitgevoerd zoals bedoeld (in te vullen door het studieteam, uit de opnames)</w:t>
+        </w:r>
+      </w:ins>
+    </w:p>
+    <w:p>
+      <w:pPr>
+        <w:rPr>
+          <w:rFonts w:cstheme="minorHAnsi"/>
+          <w:b/>
+          <w:bCs/>
+          <w:lang/>
+        </w:rPr>
+      </w:pPr>
+      <w:del w:id="1071" w:author="Janou De Buyser" w:date="2026-10-25T10:00:00Z">
+        <w:r>
+          <w:rPr>
+            <w:color w:val="24303B"/>
+            <w:highlight w:val="lightGray"/>
+          </w:rPr>
+          <w:delText xml:space="preserve"> I1: number of PARADISE sessions in which </w:delText>
+        </w:r>
+      </w:del>
+      <w:del w:id="1072" w:author="Janou De Buyser" w:date="2026-10-25T10:00:00Z">
+        <w:r>
+          <w:rPr>
+            <w:i/>
+            <w:iCs/>
+            <w:color w:val="24303B"/>
+            <w:highlight w:val="lightGray"/>
+          </w:rPr>
+          <w:delText xml:space="preserve">(all, half, less than half) </w:delText>
+        </w:r>
+      </w:del>
+      <w:del w:id="1073" w:author="Janou De Buyser" w:date="2026-10-25T10:00:00Z">
+        <w:r>
+          <w:rPr>
+            <w:color w:val="24303B"/>
+            <w:highlight w:val="lightGray"/>
+          </w:rPr>
+          <w:delText>of the monitorings/education were performed</w:delText>
+        </w:r>
+      </w:del>
+      <w:ins w:id="1074" w:author="Janou De Buyser" w:date="2026-10-25T10:00:00Z">
+        <w:r>
+          <w:rPr>
+            <w:color w:val="24303B"/>
+            <w:highlight w:val="lightGray"/>
+          </w:rPr>
+          <w:t xml:space="preserve">I1. Aantal sessies waarin alle monitoring en educatie werd uitgevoerd:  ______    de helft:  ______    minder dan de helft:  ______</w:t>
+        </w:r>
+      </w:ins>
+    </w:p>
+    <w:p>
+      <w:pPr>
+        <w:rPr>
+          <w:lang/>
+        </w:rPr>
+      </w:pPr>
+    </w:p>
+    <w:p>
+      <w:pPr>
+        <w:rPr>
+          <w:rFonts w:cstheme="minorHAnsi"/>
           <w:b/>
           <w:bCs/>
           <w:color w:val="0070C0"/>
-          <w:sz w:val="24"/>
-          <w:szCs w:val="24"/>
-        </w:rPr>
-        <w:t>2C. Fidelity</w:t>
-      </w:r>
-      <w:r>
-        <w:rPr>
-          <w:color w:val="0070C0"/>
-          <w:sz w:val="24"/>
-          <w:szCs w:val="24"/>
-        </w:rPr>
-        <w:t xml:space="preserve"> </w:t>
-      </w:r>
-      <w:r>
-        <w:rPr>
-          <w:i/>
-          <w:color w:val="0070C0"/>
-          <w:sz w:val="24"/>
-          <w:szCs w:val="24"/>
-        </w:rPr>
-        <w:t>(consistency of what is implemented with the planned intervention)</w:t>
-      </w:r>
-    </w:p>
-    <w:p>
-      <w:pPr>
-        <w:jc w:val="both"/>
-        <w:rPr>
-          <w:b/>
-          <w:bCs/>
-        </w:rPr>
-      </w:pPr>
-      <w:r>
-        <w:rPr>
-          <w:b/>
-          <w:bCs/>
-          <w:color w:val="123A5F"/>
-        </w:rPr>
-        <w:t>(e) activities delivered as intended:</w:t>
-      </w:r>
-      <w:r>
-        <w:rPr>
-          <w:b/>
-          <w:bCs/>
-          <w:color w:val="123A5F"/>
-        </w:rPr>
-        <w:t xml:space="preserve"> </w:t>
-      </w:r>
-      <w:r>
-        <w:rPr>
-          <w:b/>
-          <w:bCs/>
-          <w:color w:val="123A5F"/>
-          <w:sz w:val="24"/>
-          <w:szCs w:val="24"/>
-        </w:rPr>
-        <w:t>(</w:t>
-      </w:r>
-      <w:r>
-        <w:rPr>
-          <w:b/>
-          <w:bCs/>
-          <w:color w:val="123A5F"/>
-          <w:sz w:val="24"/>
-          <w:szCs w:val="24"/>
-          <w:u w:val="single"/>
-        </w:rPr>
-        <w:t>structured diary</w:t>
-      </w:r>
-      <w:r>
-        <w:rPr>
-          <w:b/>
-          <w:bCs/>
-          <w:color w:val="123A5F"/>
-          <w:sz w:val="24"/>
-          <w:szCs w:val="24"/>
-          <w:u w:val="single"/>
-        </w:rPr>
-        <w:t xml:space="preserve"> – eCRF)</w:t>
-      </w:r>
-    </w:p>
-    <w:p>
-      <w:pPr>
-        <w:jc w:val="both"/>
-        <w:rPr>
-          <w:highlight w:val="lightGray"/>
-        </w:rPr>
-      </w:pPr>
-      <w:r>
-        <w:rPr>
-          <w:color w:val="24303B"/>
-          <w:highlight w:val="lightGray"/>
-        </w:rPr>
-        <w:t>I1: number of activities delivered as intended</w:t>
-      </w:r>
-    </w:p>
-    <w:p>
-      <w:pPr>
-        <w:jc w:val="both"/>
-        <w:rPr>
-          <w:highlight w:val="lightGray"/>
-        </w:rPr>
-      </w:pPr>
-      <w:r>
-        <w:rPr>
-          <w:color w:val="24303B"/>
-          <w:highlight w:val="lightGray"/>
-        </w:rPr>
-        <w:t>I2: order of intervention activities delivered as planned</w:t>
-      </w:r>
-    </w:p>
-    <w:p>
-      <w:pPr>
-        <w:jc w:val="both"/>
-        <w:rPr>
-          <w:b/>
-          <w:bCs/>
-          <w:highlight w:val="lightGray"/>
-        </w:rPr>
-      </w:pPr>
-      <w:r>
-        <w:rPr>
-          <w:b/>
-          <w:bCs/>
-          <w:color w:val="123A5F"/>
-          <w:highlight w:val="lightGray"/>
-        </w:rPr>
-        <w:t>(f) content of PARADISE sessions delivered as intended</w:t>
-      </w:r>
-      <w:r>
-        <w:rPr>
-          <w:b/>
-          <w:bCs/>
-          <w:color w:val="123A5F"/>
-          <w:highlight w:val="lightGray"/>
-        </w:rPr>
-        <w:t xml:space="preserve"> </w:t>
-      </w:r>
-      <w:r>
-        <w:rPr>
-          <w:b/>
-          <w:bCs/>
-          <w:color w:val="123A5F"/>
-          <w:sz w:val="24"/>
-          <w:szCs w:val="24"/>
-        </w:rPr>
-        <w:t>(</w:t>
-      </w:r>
-      <w:r>
-        <w:rPr>
-          <w:b/>
-          <w:bCs/>
-          <w:color w:val="123A5F"/>
-          <w:sz w:val="24"/>
-          <w:szCs w:val="24"/>
-          <w:u w:val="single"/>
-        </w:rPr>
-        <w:t>videotape – eCRF)</w:t>
-      </w:r>
-    </w:p>
-    <w:p>
-      <w:pPr>
-        <w:rPr>
-          <w:rFonts w:cstheme="minorHAnsi"/>
-          <w:b/>
-          <w:bCs/>
-          <w:lang/>
-        </w:rPr>
-      </w:pPr>
-      <w:r>
-        <w:rPr>
-          <w:color w:val="24303B"/>
-          <w:highlight w:val="lightGray"/>
-        </w:rPr>
-        <w:t xml:space="preserve"> I1: number of PARADISE sessions in which </w:t>
-      </w:r>
-      <w:r>
-        <w:rPr>
-          <w:i/>
-          <w:iCs/>
-          <w:color w:val="24303B"/>
-          <w:highlight w:val="lightGray"/>
-        </w:rPr>
-        <w:t xml:space="preserve">(all, half, less than half) </w:t>
-      </w:r>
-      <w:r>
-        <w:rPr>
-          <w:color w:val="24303B"/>
-          <w:highlight w:val="lightGray"/>
-        </w:rPr>
-        <w:t>of the monitorings/education were performed</w:t>
-      </w:r>
-    </w:p>
-    <w:p>
-      <w:pPr>
-        <w:rPr>
-          <w:lang/>
-        </w:rPr>
-      </w:pPr>
-    </w:p>
-    <w:p>
-      <w:pPr>
-        <w:rPr>
-          <w:rFonts w:cstheme="minorHAnsi"/>
-          <w:b/>
-          <w:bCs/>
-          <w:color w:val="0070C0"/>
-          <w:lang/>
-        </w:rPr>
-      </w:pPr>
-      <w:r>
-        <w:rPr>
-          <w:b/>
-          <w:bCs/>
-          <w:color w:val="0070C0"/>
-          <w:sz w:val="24"/>
-          <w:szCs w:val="24"/>
-        </w:rPr>
-        <w:t xml:space="preserve">2D. Adaptations </w:t>
-      </w:r>
-      <w:r>
-        <w:rPr>
-          <w:i/>
-          <w:color w:val="0070C0"/>
-          <w:sz w:val="24"/>
-          <w:szCs w:val="24"/>
-        </w:rPr>
-        <w:t xml:space="preserve">(alterations made to an intervention </w:t>
-      </w:r>
+          <w:lang/>
+        </w:rPr>
+      </w:pPr>
+      <w:del w:id="1075" w:author="Janou De Buyser" w:date="2026-10-25T10:00:00Z">
+        <w:r>
+          <w:rPr>
+            <w:b/>
+            <w:bCs/>
+            <w:color w:val="0070C0"/>
+            <w:sz w:val="24"/>
+            <w:szCs w:val="24"/>
+          </w:rPr>
+          <w:delText xml:space="preserve">2D. Adaptations </w:delText>
+        </w:r>
+      </w:del>
+      <w:del w:id="1076" w:author="Janou De Buyser" w:date="2026-10-25T10:00:00Z">
+        <w:r>
+          <w:rPr>
+            <w:i/>
+            <w:color w:val="0070C0"/>
+            <w:sz w:val="24"/>
+            <w:szCs w:val="24"/>
+          </w:rPr>
+          <w:delText xml:space="preserve">(alterations made to an intervention </w:delText>
+        </w:r>
+      </w:del>
       <w:proofErr w:type="gramStart"/>
-      <w:r>
-        <w:rPr>
-          <w:i/>
-          <w:color w:val="0070C0"/>
-          <w:sz w:val="24"/>
-          <w:szCs w:val="24"/>
-        </w:rPr>
-        <w:t>in order to</w:t>
-      </w:r>
+      <w:del w:id="1077" w:author="Janou De Buyser" w:date="2026-10-25T10:00:00Z">
+        <w:r>
+          <w:rPr>
+            <w:i/>
+            <w:color w:val="0070C0"/>
+            <w:sz w:val="24"/>
+            <w:szCs w:val="24"/>
+          </w:rPr>
+          <w:delText>in order to</w:delText>
+        </w:r>
+      </w:del>
       <w:proofErr w:type="gramEnd"/>
-      <w:r>
-        <w:rPr>
-          <w:i/>
-          <w:color w:val="0070C0"/>
-          <w:sz w:val="24"/>
-          <w:szCs w:val="24"/>
-        </w:rPr>
-        <w:t xml:space="preserve"> achieve better conceptual fit)</w:t>
-      </w:r>
+      <w:del w:id="1078" w:author="Janou De Buyser" w:date="2026-10-25T10:00:00Z">
+        <w:r>
+          <w:rPr>
+            <w:i/>
+            <w:color w:val="0070C0"/>
+            <w:sz w:val="24"/>
+            <w:szCs w:val="24"/>
+          </w:rPr>
+          <w:delText xml:space="preserve"> achieve better conceptual fit)</w:delText>
+        </w:r>
+      </w:del>
+      <w:ins w:id="1079" w:author="Janou De Buyser" w:date="2026-10-25T10:00:00Z">
+        <w:r>
+          <w:rPr>
+            <w:b/>
+            <w:bCs/>
+            <w:color w:val="0070C0"/>
+            <w:sz w:val="24"/>
+            <w:szCs w:val="24"/>
+          </w:rPr>
+          <w:t xml:space="preserve">2D. Aanpassingen (wijzigingen om de interventie beter te laten aansluiten)</w:t>
+        </w:r>
+      </w:ins>
     </w:p>
     <w:p>
       <w:pPr>
@@ -2162,91 +2713,189 @@
           <w:highlight w:val="lightGray"/>
         </w:rPr>
       </w:pPr>
-      <w:r>
-        <w:rPr>
-          <w:b/>
-          <w:bCs/>
-          <w:color w:val="123A5F"/>
-          <w:sz w:val="24"/>
-          <w:szCs w:val="24"/>
-          <w:highlight w:val="lightGray"/>
-        </w:rPr>
-        <w:t>(g) Type of adaptations made in intervention activities</w:t>
-      </w:r>
-      <w:r>
-        <w:rPr>
-          <w:color w:val="24303B"/>
-          <w:sz w:val="24"/>
-          <w:szCs w:val="24"/>
-          <w:highlight w:val="lightGray"/>
-        </w:rPr>
-        <w:t xml:space="preserve"> </w:t>
-      </w:r>
-      <w:r>
-        <w:rPr>
-          <w:b/>
-          <w:bCs/>
-          <w:color w:val="123A5F"/>
-          <w:sz w:val="24"/>
-          <w:szCs w:val="24"/>
-        </w:rPr>
-        <w:t>(</w:t>
-      </w:r>
-      <w:r>
-        <w:rPr>
-          <w:b/>
-          <w:bCs/>
-          <w:color w:val="123A5F"/>
-          <w:sz w:val="24"/>
-          <w:szCs w:val="24"/>
-          <w:u w:val="single"/>
-        </w:rPr>
-        <w:t>structured diary</w:t>
-      </w:r>
-      <w:r>
-        <w:rPr>
-          <w:b/>
-          <w:bCs/>
-          <w:color w:val="123A5F"/>
-          <w:sz w:val="24"/>
-          <w:szCs w:val="24"/>
-          <w:u w:val="single"/>
-        </w:rPr>
-        <w:t xml:space="preserve"> HP</w:t>
-      </w:r>
-      <w:r>
-        <w:rPr>
-          <w:b/>
-          <w:bCs/>
-          <w:color w:val="123A5F"/>
-          <w:sz w:val="24"/>
-          <w:szCs w:val="24"/>
-          <w:u w:val="single"/>
-        </w:rPr>
-        <w:t>- eCRF + interviews</w:t>
-      </w:r>
-      <w:r>
-        <w:rPr>
-          <w:b/>
-          <w:bCs/>
-          <w:color w:val="123A5F"/>
-          <w:sz w:val="24"/>
-          <w:szCs w:val="24"/>
-          <w:u w:val="single"/>
-        </w:rPr>
-        <w:t xml:space="preserve"> HP</w:t>
-      </w:r>
-      <w:r>
-        <w:rPr>
-          <w:b/>
-          <w:bCs/>
-          <w:color w:val="123A5F"/>
-          <w:sz w:val="24"/>
-          <w:szCs w:val="24"/>
-          <w:u w:val="single"/>
-        </w:rPr>
-        <w:t>- community of practice)</w:t>
-      </w:r>
+      <w:del w:id="1080" w:author="Janou De Buyser" w:date="2026-10-25T10:00:00Z">
+        <w:r>
+          <w:rPr>
+            <w:b/>
+            <w:bCs/>
+            <w:color w:val="123A5F"/>
+            <w:sz w:val="24"/>
+            <w:szCs w:val="24"/>
+            <w:highlight w:val="lightGray"/>
+          </w:rPr>
+          <w:delText>(g) Type of adaptations made in intervention activities</w:delText>
+        </w:r>
+      </w:del>
+      <w:del w:id="1081" w:author="Janou De Buyser" w:date="2026-10-25T10:00:00Z">
+        <w:r>
+          <w:rPr>
+            <w:color w:val="24303B"/>
+            <w:sz w:val="24"/>
+            <w:szCs w:val="24"/>
+            <w:highlight w:val="lightGray"/>
+          </w:rPr>
+          <w:delText xml:space="preserve"> </w:delText>
+        </w:r>
+      </w:del>
+      <w:del w:id="1082" w:author="Janou De Buyser" w:date="2026-10-25T10:00:00Z">
+        <w:r>
+          <w:rPr>
+            <w:b/>
+            <w:bCs/>
+            <w:color w:val="123A5F"/>
+            <w:sz w:val="24"/>
+            <w:szCs w:val="24"/>
+          </w:rPr>
+          <w:delText>(</w:delText>
+        </w:r>
+      </w:del>
+      <w:del w:id="1083" w:author="Janou De Buyser" w:date="2026-10-25T10:00:00Z">
+        <w:r>
+          <w:rPr>
+            <w:b/>
+            <w:bCs/>
+            <w:color w:val="123A5F"/>
+            <w:sz w:val="24"/>
+            <w:szCs w:val="24"/>
+            <w:u w:val="single"/>
+          </w:rPr>
+          <w:delText>structured diary</w:delText>
+        </w:r>
+      </w:del>
+      <w:del w:id="1084" w:author="Janou De Buyser" w:date="2026-10-25T10:00:00Z">
+        <w:r>
+          <w:rPr>
+            <w:b/>
+            <w:bCs/>
+            <w:color w:val="123A5F"/>
+            <w:sz w:val="24"/>
+            <w:szCs w:val="24"/>
+            <w:u w:val="single"/>
+          </w:rPr>
+          <w:delText xml:space="preserve"> HP</w:delText>
+        </w:r>
+      </w:del>
+      <w:del w:id="1085" w:author="Janou De Buyser" w:date="2026-10-25T10:00:00Z">
+        <w:r>
+          <w:rPr>
+            <w:b/>
+            <w:bCs/>
+            <w:color w:val="123A5F"/>
+            <w:sz w:val="24"/>
+            <w:szCs w:val="24"/>
+            <w:u w:val="single"/>
+          </w:rPr>
+          <w:delText>- eCRF + interviews</w:delText>
+        </w:r>
+      </w:del>
+      <w:del w:id="1086" w:author="Janou De Buyser" w:date="2026-10-25T10:00:00Z">
+        <w:r>
+          <w:rPr>
+            <w:b/>
+            <w:bCs/>
+            <w:color w:val="123A5F"/>
+            <w:sz w:val="24"/>
+            <w:szCs w:val="24"/>
+            <w:u w:val="single"/>
+          </w:rPr>
+          <w:delText xml:space="preserve"> HP</w:delText>
+        </w:r>
+      </w:del>
+      <w:del w:id="1087" w:author="Janou De Buyser" w:date="2026-10-25T10:00:00Z">
+        <w:r>
+          <w:rPr>
+            <w:b/>
+            <w:bCs/>
+            <w:color w:val="123A5F"/>
+            <w:sz w:val="24"/>
+            <w:szCs w:val="24"/>
+            <w:u w:val="single"/>
+          </w:rPr>
+          <w:delText>- community of practice)</w:delText>
+        </w:r>
+      </w:del>
+      <w:ins w:id="1088" w:author="Janou De Buyser" w:date="2026-10-25T10:00:00Z">
+        <w:r>
+          <w:rPr>
+            <w:b/>
+            <w:bCs/>
+            <w:color w:val="123A5F"/>
+            <w:sz w:val="24"/>
+            <w:szCs w:val="24"/>
+            <w:highlight w:val="lightGray"/>
+          </w:rPr>
+          <w:t xml:space="preserve">(g) Welke aanpassingen werden aan de interventieactiviteiten gemaakt? Beschrijf wat u aanpaste, bij welke patiënt of sessie, en waarom.</w:t>
+        </w:r>
+      </w:ins>
+    </w:p>
+    <w:p>
+      <w:pPr>
+        <w:rPr>
+          <w:ins w:id="1089" w:author="Janou De Buyser" w:date="2026-10-25T10:00:00Z"/>
+          <w:rFonts w:cstheme="minorHAnsi"/>
+          <w:sz w:val="24"/>
+          <w:szCs w:val="24"/>
+          <w:lang w:val="nl-NL"/>
+        </w:rPr>
+      </w:pPr>
+      <w:ins w:id="1090" w:author="Janou De Buyser" w:date="2026-10-25T10:00:00Z">
+        <w:r>
+          <w:rPr>
+            <w:rFonts w:cstheme="minorHAnsi"/>
+            <w:color w:val="24303B"/>
+            <w:sz w:val="24"/>
+            <w:szCs w:val="24"/>
+            <w:lang w:val="nl-NL"/>
+          </w:rPr>
+          <w:t xml:space="preserve">..............................................................................................................</w:t>
+        </w:r>
+      </w:ins>
+    </w:p>
+    <w:p>
+      <w:pPr>
+        <w:rPr>
+          <w:ins w:id="1091" w:author="Janou De Buyser" w:date="2026-10-25T10:00:00Z"/>
+          <w:rFonts w:cstheme="minorHAnsi"/>
+          <w:sz w:val="24"/>
+          <w:szCs w:val="24"/>
+          <w:lang w:val="nl-NL"/>
+        </w:rPr>
+      </w:pPr>
+      <w:ins w:id="1092" w:author="Janou De Buyser" w:date="2026-10-25T10:00:00Z">
+        <w:r>
+          <w:rPr>
+            <w:rFonts w:cstheme="minorHAnsi"/>
+            <w:color w:val="24303B"/>
+            <w:sz w:val="24"/>
+            <w:szCs w:val="24"/>
+            <w:lang w:val="nl-NL"/>
+          </w:rPr>
+          <w:t xml:space="preserve">..............................................................................................................</w:t>
+        </w:r>
+      </w:ins>
+    </w:p>
+    <w:p>
+      <w:pPr>
+        <w:rPr>
+          <w:ins w:id="1093" w:author="Janou De Buyser" w:date="2026-10-25T10:00:00Z"/>
+          <w:rFonts w:cstheme="minorHAnsi"/>
+          <w:sz w:val="24"/>
+          <w:szCs w:val="24"/>
+          <w:lang w:val="nl-NL"/>
+        </w:rPr>
+      </w:pPr>
+      <w:ins w:id="1094" w:author="Janou De Buyser" w:date="2026-10-25T10:00:00Z">
+        <w:r>
+          <w:rPr>
+            <w:rFonts w:cstheme="minorHAnsi"/>
+            <w:color w:val="24303B"/>
+            <w:sz w:val="24"/>
+            <w:szCs w:val="24"/>
+            <w:lang w:val="nl-NL"/>
+          </w:rPr>
+          <w:t xml:space="preserve">..............................................................................................................</w:t>
+        </w:r>
+      </w:ins>
     </w:p>
     <w:p/>
     <w:sectPr>
@@ -2259,6 +2908,27 @@
     </w:sectPr>
   </w:body>
 </w:document>
+</file>
+
+<file path=word/comments.xml><?xml version="1.0" encoding="utf-8"?>
+<w:comments xmlns:a="http://schemas.openxmlformats.org/drawingml/2006/main" xmlns:pic="http://schemas.openxmlformats.org/drawingml/2006/picture" xmlns:r="http://schemas.openxmlformats.org/officeDocument/2006/relationships" xmlns:w="http://schemas.openxmlformats.org/wordprocessingml/2006/main" xmlns:wp="http://schemas.openxmlformats.org/drawingml/2006/wordprocessingDrawing" xmlns:mc="http://schemas.openxmlformats.org/markup-compatibility/2006" xmlns:a14="http://schemas.microsoft.com/office/drawing/2010/main" xmlns:w14="http://schemas.microsoft.com/office/word/2010/wordml" xmlns:wpc="http://schemas.microsoft.com/office/word/2010/wordprocessingCanvas">
+  <w:comment w:id="0" w:author="Janou De Buyser" w:initials="JDB" w:date="2026-10-25T18:00:02Z">
+    <w:p>
+      <w:pPr>
+        <w:pStyle w:val="CommentText"/>
+      </w:pPr>
+      <w:r>
+        <w:rPr>
+          <w:rStyle w:val="CommentReference"/>
+        </w:rPr>
+        <w:annotationRef/>
+      </w:r>
+      <w:r>
+        <w:t>Volgens eCRF 39 na elke PARADISE-sessie. Twee punten om te bevestigen. (1) Een aantal vragen peilt naar gemiddelden over patiënten heen ("per patiënt", "tussen patiënten"); dat past beter bij een periodieke terugblik. (2) Er staat een deelnemerscode op en in REDCap hangt e40 aan het deelnemersrecord: is het dagboek per deelnemer of per zorgverlener? Zodra dit vastligt, voeg ik antwoordruimte toe.</w:t>
+      </w:r>
+    </w:p>
+  </w:comment>
+</w:comments>
 </file>
 
 <file path=word/endnotes.xml><?xml version="1.0" encoding="utf-8"?>

--- a/(e)CRF/Per visite/Parallel - niet visitgebonden/Kwalitatief onderzoek/40_Gestructureerd dagboek therapeut.docx
+++ b/(e)CRF/Per visite/Parallel - niet visitgebonden/Kwalitatief onderzoek/40_Gestructureerd dagboek therapeut.docx
@@ -13,7 +13,7 @@
           <w:lang w:val="en-US"/>
         </w:rPr>
       </w:pPr>
-      <w:del w:id="1000" w:author="Janou De Buyser" w:date="2026-10-25T10:00:00Z">
+      <w:del w:id="1000" w:author="Janou De Buyser" w:date="2026-10-26T10:00:00Z">
         <w:r>
           <w:rPr>
             <w:b/>
@@ -26,7 +26,7 @@
           <w:delText xml:space="preserve">Process evaluation: </w:delText>
         </w:r>
       </w:del>
-      <w:del w:id="1001" w:author="Janou De Buyser" w:date="2026-10-25T10:00:00Z">
+      <w:del w:id="1001" w:author="Janou De Buyser" w:date="2026-10-26T10:00:00Z">
         <w:r>
           <w:rPr>
             <w:b/>
@@ -39,7 +39,7 @@
           <w:delText xml:space="preserve">Structured diary </w:delText>
         </w:r>
       </w:del>
-      <w:del w:id="1002" w:author="Janou De Buyser" w:date="2026-10-25T10:00:00Z">
+      <w:del w:id="1002" w:author="Janou De Buyser" w:date="2026-10-26T10:00:00Z">
         <w:r>
           <w:rPr>
             <w:b/>
@@ -52,7 +52,7 @@
           <w:delText>THERAPIST</w:delText>
         </w:r>
       </w:del>
-      <w:del w:id="1003" w:author="Janou De Buyser" w:date="2026-10-25T10:00:00Z">
+      <w:del w:id="1003" w:author="Janou De Buyser" w:date="2026-10-26T10:00:00Z">
         <w:r>
           <w:rPr>
             <w:b/>
@@ -65,7 +65,7 @@
           <w:delText>– eCRF</w:delText>
         </w:r>
       </w:del>
-      <w:ins w:id="1004" w:author="Janou De Buyser" w:date="2026-10-25T10:00:00Z">
+      <w:ins w:id="1004" w:author="Janou De Buyser" w:date="2026-10-26T10:00:00Z">
         <w:r>
           <w:rPr>
             <w:b/>
@@ -232,14 +232,14 @@
     <w:p>
       <w:pPr>
         <w:rPr>
-          <w:ins w:id="1005" w:author="Janou De Buyser" w:date="2026-10-25T10:00:00Z"/>
+          <w:ins w:id="1005" w:author="Janou De Buyser" w:date="2026-10-26T10:00:00Z"/>
           <w:rFonts w:cstheme="minorHAnsi"/>
           <w:sz w:val="24"/>
           <w:szCs w:val="24"/>
           <w:lang w:val="nl-NL"/>
         </w:rPr>
       </w:pPr>
-      <w:ins w:id="1006" w:author="Janou De Buyser" w:date="2026-10-25T10:00:00Z">
+      <w:ins w:id="1006" w:author="Janou De Buyser" w:date="2026-10-26T10:00:00Z">
         <w:r>
           <w:rPr>
             <w:rFonts w:cstheme="minorHAnsi"/>
@@ -255,14 +255,14 @@
     <w:p>
       <w:pPr>
         <w:rPr>
-          <w:ins w:id="1007" w:author="Janou De Buyser" w:date="2026-10-25T10:00:00Z"/>
+          <w:ins w:id="1007" w:author="Janou De Buyser" w:date="2026-10-26T10:00:00Z"/>
           <w:rFonts w:cstheme="minorHAnsi"/>
           <w:sz w:val="24"/>
           <w:szCs w:val="24"/>
           <w:lang w:val="nl-NL"/>
         </w:rPr>
       </w:pPr>
-      <w:ins w:id="1008" w:author="Janou De Buyser" w:date="2026-10-25T10:00:00Z">
+      <w:ins w:id="1008" w:author="Janou De Buyser" w:date="2026-10-26T10:00:00Z">
         <w:commentRangeStart w:id="0"/>
         <w:r>
           <w:rPr>
@@ -297,7 +297,7 @@
           <w:lang/>
         </w:rPr>
       </w:pPr>
-      <w:del w:id="1009" w:author="Janou De Buyser" w:date="2026-10-25T10:00:00Z">
+      <w:del w:id="1011" w:author="Janou De Buyser" w:date="2026-10-26T10:00:00Z">
         <w:r>
           <w:rPr>
             <w:b/>
@@ -309,7 +309,7 @@
           <w:delText xml:space="preserve">1B. Resources </w:delText>
         </w:r>
       </w:del>
-      <w:del w:id="1010" w:author="Janou De Buyser" w:date="2026-10-25T10:00:00Z">
+      <w:del w:id="1012" w:author="Janou De Buyser" w:date="2026-10-26T10:00:00Z">
         <w:r>
           <w:rPr>
             <w:b/>
@@ -321,7 +321,7 @@
           <w:delText>(</w:delText>
         </w:r>
       </w:del>
-      <w:del w:id="1011" w:author="Janou De Buyser" w:date="2026-10-25T10:00:00Z">
+      <w:del w:id="1013" w:author="Janou De Buyser" w:date="2026-10-26T10:00:00Z">
         <w:r>
           <w:rPr>
             <w:b/>
@@ -334,7 +334,7 @@
           <w:delText>structured diary</w:delText>
         </w:r>
       </w:del>
-      <w:del w:id="1012" w:author="Janou De Buyser" w:date="2026-10-25T10:00:00Z">
+      <w:del w:id="1014" w:author="Janou De Buyser" w:date="2026-10-26T10:00:00Z">
         <w:r>
           <w:rPr>
             <w:b/>
@@ -347,7 +347,7 @@
           <w:delText xml:space="preserve"> HP</w:delText>
         </w:r>
       </w:del>
-      <w:del w:id="1013" w:author="Janou De Buyser" w:date="2026-10-25T10:00:00Z">
+      <w:del w:id="1015" w:author="Janou De Buyser" w:date="2026-10-26T10:00:00Z">
         <w:r>
           <w:rPr>
             <w:b/>
@@ -360,7 +360,7 @@
           <w:delText>)</w:delText>
         </w:r>
       </w:del>
-      <w:ins w:id="1014" w:author="Janou De Buyser" w:date="2026-10-25T10:00:00Z">
+      <w:ins w:id="1016" w:author="Janou De Buyser" w:date="2026-10-26T10:00:00Z">
         <w:r>
           <w:rPr>
             <w:b/>
@@ -382,6 +382,30 @@
           <w:lang w:val="nl-NL"/>
         </w:rPr>
       </w:pPr>
+      <w:del w:id="1009" w:author="Janou De Buyser" w:date="2026-10-26T10:00:00Z">
+        <w:r>
+          <w:rPr>
+            <w:rFonts w:cstheme="minorHAnsi"/>
+            <w:color w:val="24303B"/>
+            <w:sz w:val="24"/>
+            <w:szCs w:val="24"/>
+            <w:lang w:val="nl-NL"/>
+          </w:rPr>
+          <w:delText xml:space="preserve">We gaan nu inzoomen op</w:delText>
+        </w:r>
+      </w:del>
+      <w:ins w:id="1010" w:author="Janou De Buyser" w:date="2026-10-26T10:00:00Z">
+        <w:r>
+          <w:rPr>
+            <w:rFonts w:cstheme="minorHAnsi"/>
+            <w:color w:val="24303B"/>
+            <w:sz w:val="24"/>
+            <w:szCs w:val="24"/>
+            <w:lang w:val="nl-NL"/>
+          </w:rPr>
+          <w:t xml:space="preserve">Dit deel gaat over</w:t>
+        </w:r>
+      </w:ins>
       <w:r>
         <w:rPr>
           <w:rFonts w:cstheme="minorHAnsi"/>
@@ -390,7 +414,7 @@
           <w:szCs w:val="24"/>
           <w:lang w:val="nl-NL"/>
         </w:rPr>
-        <w:t xml:space="preserve">We gaan nu inzoomen op de tijd die de interventie vraagt in </w:t>
+        <w:t xml:space="preserve"> de tijd die de interventie vraagt in </w:t>
       </w:r>
       <w:r>
         <w:rPr>
@@ -413,7 +437,7 @@
           <w:szCs w:val="24"/>
         </w:rPr>
       </w:pPr>
-      <w:del w:id="1015" w:author="Janou De Buyser" w:date="2026-10-25T10:00:00Z">
+      <w:del w:id="1017" w:author="Janou De Buyser" w:date="2026-10-26T10:00:00Z">
         <w:r>
           <w:rPr>
             <w:b/>
@@ -426,7 +450,7 @@
           <w:delText>I1: Time spent on optimal care</w:delText>
         </w:r>
       </w:del>
-      <w:del w:id="1016" w:author="Janou De Buyser" w:date="2026-10-25T10:00:00Z">
+      <w:del w:id="1018" w:author="Janou De Buyser" w:date="2026-10-26T10:00:00Z">
         <w:r>
           <w:rPr>
             <w:b/>
@@ -438,7 +462,7 @@
           <w:delText xml:space="preserve"> </w:delText>
         </w:r>
       </w:del>
-      <w:del w:id="1017" w:author="Janou De Buyser" w:date="2026-10-25T10:00:00Z">
+      <w:del w:id="1019" w:author="Janou De Buyser" w:date="2026-10-26T10:00:00Z">
         <w:r>
           <w:rPr>
             <w:b/>
@@ -450,7 +474,7 @@
           <w:delText>(</w:delText>
         </w:r>
       </w:del>
-      <w:del w:id="1018" w:author="Janou De Buyser" w:date="2026-10-25T10:00:00Z">
+      <w:del w:id="1020" w:author="Janou De Buyser" w:date="2026-10-26T10:00:00Z">
         <w:r>
           <w:rPr>
             <w:b/>
@@ -463,7 +487,7 @@
           <w:delText>structured diary</w:delText>
         </w:r>
       </w:del>
-      <w:del w:id="1019" w:author="Janou De Buyser" w:date="2026-10-25T10:00:00Z">
+      <w:del w:id="1021" w:author="Janou De Buyser" w:date="2026-10-26T10:00:00Z">
         <w:r>
           <w:rPr>
             <w:b/>
@@ -476,7 +500,7 @@
           <w:delText xml:space="preserve"> HP</w:delText>
         </w:r>
       </w:del>
-      <w:del w:id="1020" w:author="Janou De Buyser" w:date="2026-10-25T10:00:00Z">
+      <w:del w:id="1022" w:author="Janou De Buyser" w:date="2026-10-26T10:00:00Z">
         <w:r>
           <w:rPr>
             <w:b/>
@@ -489,7 +513,7 @@
           <w:delText>)</w:delText>
         </w:r>
       </w:del>
-      <w:ins w:id="1021" w:author="Janou De Buyser" w:date="2026-10-25T10:00:00Z">
+      <w:ins w:id="1023" w:author="Janou De Buyser" w:date="2026-10-26T10:00:00Z">
         <w:r>
           <w:rPr>
             <w:b/>
@@ -563,14 +587,14 @@
       <w:pPr>
         <w:ind w:left="720"/>
         <w:rPr>
-          <w:ins w:id="1095" w:author="Janou De Buyser" w:date="2026-10-25T10:00:00Z"/>
-          <w:rFonts w:cstheme="minorHAnsi"/>
-          <w:sz w:val="24"/>
-          <w:szCs w:val="24"/>
-          <w:lang/>
-        </w:rPr>
-      </w:pPr>
-      <w:ins w:id="1096" w:author="Janou De Buyser" w:date="2026-10-25T10:00:00Z">
+          <w:ins w:id="1097" w:author="Janou De Buyser" w:date="2026-10-26T10:00:00Z"/>
+          <w:rFonts w:cstheme="minorHAnsi"/>
+          <w:sz w:val="24"/>
+          <w:szCs w:val="24"/>
+          <w:lang/>
+        </w:rPr>
+      </w:pPr>
+      <w:ins w:id="1098" w:author="Janou De Buyser" w:date="2026-10-26T10:00:00Z">
         <w:r>
           <w:rPr>
             <w:rFonts w:cstheme="minorHAnsi"/>
@@ -686,7 +710,7 @@
           <w:szCs w:val="24"/>
         </w:rPr>
       </w:pPr>
-      <w:del w:id="1022" w:author="Janou De Buyser" w:date="2026-10-25T10:00:00Z">
+      <w:del w:id="1024" w:author="Janou De Buyser" w:date="2026-10-26T10:00:00Z">
         <w:r>
           <w:rPr>
             <w:b/>
@@ -700,7 +724,7 @@
         </w:r>
       </w:del>
       <w:proofErr w:type="gramStart"/>
-      <w:del w:id="1023" w:author="Janou De Buyser" w:date="2026-10-25T10:00:00Z">
+      <w:del w:id="1025" w:author="Janou De Buyser" w:date="2026-10-26T10:00:00Z">
         <w:r>
           <w:rPr>
             <w:b/>
@@ -713,7 +737,7 @@
           <w:delText>care</w:delText>
         </w:r>
       </w:del>
-      <w:del w:id="1024" w:author="Janou De Buyser" w:date="2026-10-25T10:00:00Z">
+      <w:del w:id="1026" w:author="Janou De Buyser" w:date="2026-10-26T10:00:00Z">
         <w:r>
           <w:rPr>
             <w:b/>
@@ -725,7 +749,7 @@
           <w:delText xml:space="preserve"> </w:delText>
         </w:r>
       </w:del>
-      <w:del w:id="1025" w:author="Janou De Buyser" w:date="2026-10-25T10:00:00Z">
+      <w:del w:id="1027" w:author="Janou De Buyser" w:date="2026-10-26T10:00:00Z">
         <w:r>
           <w:rPr>
             <w:b/>
@@ -737,7 +761,7 @@
           <w:delText xml:space="preserve"> </w:delText>
         </w:r>
       </w:del>
-      <w:del w:id="1026" w:author="Janou De Buyser" w:date="2026-10-25T10:00:00Z">
+      <w:del w:id="1028" w:author="Janou De Buyser" w:date="2026-10-26T10:00:00Z">
         <w:r>
           <w:rPr>
             <w:b/>
@@ -750,7 +774,7 @@
         </w:r>
       </w:del>
       <w:proofErr w:type="gramEnd"/>
-      <w:del w:id="1027" w:author="Janou De Buyser" w:date="2026-10-25T10:00:00Z">
+      <w:del w:id="1029" w:author="Janou De Buyser" w:date="2026-10-26T10:00:00Z">
         <w:r>
           <w:rPr>
             <w:b/>
@@ -763,7 +787,7 @@
           <w:delText>structured diary</w:delText>
         </w:r>
       </w:del>
-      <w:del w:id="1028" w:author="Janou De Buyser" w:date="2026-10-25T10:00:00Z">
+      <w:del w:id="1030" w:author="Janou De Buyser" w:date="2026-10-26T10:00:00Z">
         <w:r>
           <w:rPr>
             <w:b/>
@@ -776,7 +800,7 @@
           <w:delText xml:space="preserve"> HP</w:delText>
         </w:r>
       </w:del>
-      <w:del w:id="1029" w:author="Janou De Buyser" w:date="2026-10-25T10:00:00Z">
+      <w:del w:id="1031" w:author="Janou De Buyser" w:date="2026-10-26T10:00:00Z">
         <w:r>
           <w:rPr>
             <w:b/>
@@ -789,7 +813,7 @@
           <w:delText>)</w:delText>
         </w:r>
       </w:del>
-      <w:ins w:id="1030" w:author="Janou De Buyser" w:date="2026-10-25T10:00:00Z">
+      <w:ins w:id="1032" w:author="Janou De Buyser" w:date="2026-10-26T10:00:00Z">
         <w:r>
           <w:rPr>
             <w:b/>
@@ -832,14 +856,14 @@
       <w:pPr>
         <w:ind w:left="720"/>
         <w:rPr>
-          <w:ins w:id="1097" w:author="Janou De Buyser" w:date="2026-10-25T10:00:00Z"/>
-          <w:rFonts w:cstheme="minorHAnsi"/>
-          <w:sz w:val="24"/>
-          <w:szCs w:val="24"/>
-          <w:lang/>
-        </w:rPr>
-      </w:pPr>
-      <w:ins w:id="1098" w:author="Janou De Buyser" w:date="2026-10-25T10:00:00Z">
+          <w:ins w:id="1099" w:author="Janou De Buyser" w:date="2026-10-26T10:00:00Z"/>
+          <w:rFonts w:cstheme="minorHAnsi"/>
+          <w:sz w:val="24"/>
+          <w:szCs w:val="24"/>
+          <w:lang/>
+        </w:rPr>
+      </w:pPr>
+      <w:ins w:id="1100" w:author="Janou De Buyser" w:date="2026-10-26T10:00:00Z">
         <w:r>
           <w:rPr>
             <w:rFonts w:cstheme="minorHAnsi"/>
@@ -1018,7 +1042,7 @@
           <w:lang/>
         </w:rPr>
       </w:pPr>
-      <w:del w:id="1031" w:author="Janou De Buyser" w:date="2026-10-25T10:00:00Z">
+      <w:del w:id="1033" w:author="Janou De Buyser" w:date="2026-10-26T10:00:00Z">
         <w:r>
           <w:rPr>
             <w:b/>
@@ -1031,7 +1055,7 @@
           <w:delText>I3: Time spent by healthcare professionals on delivery of the optimal care</w:delText>
         </w:r>
       </w:del>
-      <w:del w:id="1032" w:author="Janou De Buyser" w:date="2026-10-25T10:00:00Z">
+      <w:del w:id="1034" w:author="Janou De Buyser" w:date="2026-10-26T10:00:00Z">
         <w:r>
           <w:rPr>
             <w:b/>
@@ -1043,7 +1067,7 @@
           <w:delText xml:space="preserve"> </w:delText>
         </w:r>
       </w:del>
-      <w:del w:id="1033" w:author="Janou De Buyser" w:date="2026-10-25T10:00:00Z">
+      <w:del w:id="1035" w:author="Janou De Buyser" w:date="2026-10-26T10:00:00Z">
         <w:r>
           <w:rPr>
             <w:b/>
@@ -1055,7 +1079,7 @@
           <w:delText>(</w:delText>
         </w:r>
       </w:del>
-      <w:del w:id="1034" w:author="Janou De Buyser" w:date="2026-10-25T10:00:00Z">
+      <w:del w:id="1036" w:author="Janou De Buyser" w:date="2026-10-26T10:00:00Z">
         <w:r>
           <w:rPr>
             <w:b/>
@@ -1068,7 +1092,7 @@
           <w:delText>structured diary</w:delText>
         </w:r>
       </w:del>
-      <w:del w:id="1035" w:author="Janou De Buyser" w:date="2026-10-25T10:00:00Z">
+      <w:del w:id="1037" w:author="Janou De Buyser" w:date="2026-10-26T10:00:00Z">
         <w:r>
           <w:rPr>
             <w:b/>
@@ -1081,7 +1105,7 @@
           <w:delText xml:space="preserve"> HP</w:delText>
         </w:r>
       </w:del>
-      <w:del w:id="1036" w:author="Janou De Buyser" w:date="2026-10-25T10:00:00Z">
+      <w:del w:id="1038" w:author="Janou De Buyser" w:date="2026-10-26T10:00:00Z">
         <w:r>
           <w:rPr>
             <w:b/>
@@ -1094,7 +1118,7 @@
           <w:delText>)</w:delText>
         </w:r>
       </w:del>
-      <w:ins w:id="1037" w:author="Janou De Buyser" w:date="2026-10-25T10:00:00Z">
+      <w:ins w:id="1039" w:author="Janou De Buyser" w:date="2026-10-26T10:00:00Z">
         <w:r>
           <w:rPr>
             <w:b/>
@@ -1138,14 +1162,14 @@
       <w:pPr>
         <w:ind w:left="720"/>
         <w:rPr>
-          <w:ins w:id="1099" w:author="Janou De Buyser" w:date="2026-10-25T10:00:00Z"/>
-          <w:rFonts w:cstheme="minorHAnsi"/>
-          <w:sz w:val="24"/>
-          <w:szCs w:val="24"/>
-          <w:lang/>
-        </w:rPr>
-      </w:pPr>
-      <w:ins w:id="1100" w:author="Janou De Buyser" w:date="2026-10-25T10:00:00Z">
+          <w:ins w:id="1101" w:author="Janou De Buyser" w:date="2026-10-26T10:00:00Z"/>
+          <w:rFonts w:cstheme="minorHAnsi"/>
+          <w:sz w:val="24"/>
+          <w:szCs w:val="24"/>
+          <w:lang/>
+        </w:rPr>
+      </w:pPr>
+      <w:ins w:id="1102" w:author="Janou De Buyser" w:date="2026-10-26T10:00:00Z">
         <w:r>
           <w:rPr>
             <w:rFonts w:cstheme="minorHAnsi"/>
@@ -1193,14 +1217,14 @@
       <w:pPr>
         <w:ind w:left="720"/>
         <w:rPr>
-          <w:ins w:id="1101" w:author="Janou De Buyser" w:date="2026-10-25T10:00:00Z"/>
-          <w:rFonts w:cstheme="minorHAnsi"/>
-          <w:sz w:val="24"/>
-          <w:szCs w:val="24"/>
-          <w:lang/>
-        </w:rPr>
-      </w:pPr>
-      <w:ins w:id="1102" w:author="Janou De Buyser" w:date="2026-10-25T10:00:00Z">
+          <w:ins w:id="1103" w:author="Janou De Buyser" w:date="2026-10-26T10:00:00Z"/>
+          <w:rFonts w:cstheme="minorHAnsi"/>
+          <w:sz w:val="24"/>
+          <w:szCs w:val="24"/>
+          <w:lang/>
+        </w:rPr>
+      </w:pPr>
+      <w:ins w:id="1104" w:author="Janou De Buyser" w:date="2026-10-26T10:00:00Z">
         <w:r>
           <w:rPr>
             <w:rFonts w:cstheme="minorHAnsi"/>
@@ -1396,7 +1420,7 @@
           <w:lang w:val="nl-BE"/>
         </w:rPr>
       </w:pPr>
-      <w:del w:id="1105" w:author="Janou De Buyser" w:date="2026-10-25T10:00:00Z">
+      <w:del w:id="1107" w:author="Janou De Buyser" w:date="2026-10-26T10:00:00Z">
         <w:r>
           <w:rPr>
             <w:rFonts w:cstheme="minorHAnsi"/>
@@ -1408,7 +1432,7 @@
           <w:delText xml:space="preserve">Hoe is je</w:delText>
         </w:r>
       </w:del>
-      <w:ins w:id="1106" w:author="Janou De Buyser" w:date="2026-10-25T10:00:00Z">
+      <w:ins w:id="1108" w:author="Janou De Buyser" w:date="2026-10-26T10:00:00Z">
         <w:r>
           <w:rPr>
             <w:rFonts w:cstheme="minorHAnsi"/>
@@ -1446,7 +1470,7 @@
           <w:lang w:val="nl-BE"/>
         </w:rPr>
       </w:pPr>
-      <w:del w:id="1107" w:author="Janou De Buyser" w:date="2026-10-25T10:00:00Z">
+      <w:del w:id="1109" w:author="Janou De Buyser" w:date="2026-10-26T10:00:00Z">
         <w:r>
           <w:rPr>
             <w:rFonts w:cstheme="minorHAnsi"/>
@@ -1458,7 +1482,7 @@
           <w:delText xml:space="preserve">Hoe zou je de verhouding tijdsbesteding</w:delText>
         </w:r>
       </w:del>
-      <w:ins w:id="1108" w:author="Janou De Buyser" w:date="2026-10-25T10:00:00Z">
+      <w:ins w:id="1110" w:author="Janou De Buyser" w:date="2026-10-26T10:00:00Z">
         <w:r>
           <w:rPr>
             <w:rFonts w:cstheme="minorHAnsi"/>
@@ -1480,7 +1504,7 @@
         </w:rPr>
         <w:t xml:space="preserve"> en positieve factoren van de </w:t>
       </w:r>
-      <w:del w:id="1109" w:author="Janou De Buyser" w:date="2026-10-25T10:00:00Z">
+      <w:del w:id="1111" w:author="Janou De Buyser" w:date="2026-10-26T10:00:00Z">
         <w:r>
           <w:rPr>
             <w:rFonts w:cstheme="minorHAnsi"/>
@@ -1492,7 +1516,7 @@
           <w:delText xml:space="preserve">studietherapiesessies</w:delText>
         </w:r>
       </w:del>
-      <w:ins w:id="1110" w:author="Janou De Buyser" w:date="2026-10-25T10:00:00Z">
+      <w:ins w:id="1112" w:author="Janou De Buyser" w:date="2026-10-26T10:00:00Z">
         <w:r>
           <w:rPr>
             <w:rFonts w:cstheme="minorHAnsi"/>
@@ -1523,7 +1547,7 @@
           <w:szCs w:val="26"/>
         </w:rPr>
       </w:pPr>
-      <w:del w:id="1038" w:author="Janou De Buyser" w:date="2026-10-25T10:00:00Z">
+      <w:del w:id="1040" w:author="Janou De Buyser" w:date="2026-10-26T10:00:00Z">
         <w:r>
           <w:rPr>
             <w:b/>
@@ -1535,7 +1559,7 @@
           <w:delText>2. What is delivered (</w:delText>
         </w:r>
       </w:del>
-      <w:del w:id="1039" w:author="Janou De Buyser" w:date="2026-10-25T10:00:00Z">
+      <w:del w:id="1041" w:author="Janou De Buyser" w:date="2026-10-26T10:00:00Z">
         <w:r>
           <w:rPr>
             <w:i/>
@@ -1547,7 +1571,7 @@
           <w:delText>the quantity and quality of what is delivered)</w:delText>
         </w:r>
       </w:del>
-      <w:ins w:id="1040" w:author="Janou De Buyser" w:date="2026-10-25T10:00:00Z">
+      <w:ins w:id="1042" w:author="Janou De Buyser" w:date="2026-10-26T10:00:00Z">
         <w:r>
           <w:rPr>
             <w:b/>
@@ -1568,7 +1592,7 @@
           <w:szCs w:val="24"/>
         </w:rPr>
       </w:pPr>
-      <w:del w:id="1041" w:author="Janou De Buyser" w:date="2026-10-25T10:00:00Z">
+      <w:del w:id="1043" w:author="Janou De Buyser" w:date="2026-10-26T10:00:00Z">
         <w:r>
           <w:rPr>
             <w:b/>
@@ -1580,7 +1604,7 @@
           <w:delText>2A. Dose</w:delText>
         </w:r>
       </w:del>
-      <w:del w:id="1042" w:author="Janou De Buyser" w:date="2026-10-25T10:00:00Z">
+      <w:del w:id="1044" w:author="Janou De Buyser" w:date="2026-10-26T10:00:00Z">
         <w:r>
           <w:rPr>
             <w:color w:val="0070C0"/>
@@ -1590,7 +1614,7 @@
           <w:delText xml:space="preserve"> </w:delText>
         </w:r>
       </w:del>
-      <w:ins w:id="1043" w:author="Janou De Buyser" w:date="2026-10-25T10:00:00Z">
+      <w:ins w:id="1045" w:author="Janou De Buyser" w:date="2026-10-26T10:00:00Z">
         <w:r>
           <w:rPr>
             <w:b/>
@@ -1611,7 +1635,7 @@
           <w:bCs/>
         </w:rPr>
       </w:pPr>
-      <w:del w:id="1044" w:author="Janou De Buyser" w:date="2026-10-25T10:00:00Z">
+      <w:del w:id="1046" w:author="Janou De Buyser" w:date="2026-10-26T10:00:00Z">
         <w:r>
           <w:rPr>
             <w:b/>
@@ -1623,7 +1647,7 @@
         </w:r>
       </w:del>
       <w:proofErr w:type="gramStart"/>
-      <w:del w:id="1045" w:author="Janou De Buyser" w:date="2026-10-25T10:00:00Z">
+      <w:del w:id="1047" w:author="Janou De Buyser" w:date="2026-10-26T10:00:00Z">
         <w:r>
           <w:rPr>
             <w:b/>
@@ -1635,7 +1659,7 @@
         </w:r>
       </w:del>
       <w:proofErr w:type="gramEnd"/>
-      <w:del w:id="1046" w:author="Janou De Buyser" w:date="2026-10-25T10:00:00Z">
+      <w:del w:id="1048" w:author="Janou De Buyser" w:date="2026-10-26T10:00:00Z">
         <w:r>
           <w:rPr>
             <w:b/>
@@ -1646,7 +1670,7 @@
           <w:delText>, incl. all parts of the intervention, sessions held per patient</w:delText>
         </w:r>
       </w:del>
-      <w:del w:id="1047" w:author="Janou De Buyser" w:date="2026-10-25T10:00:00Z">
+      <w:del w:id="1049" w:author="Janou De Buyser" w:date="2026-10-26T10:00:00Z">
         <w:r>
           <w:rPr>
             <w:b/>
@@ -1656,7 +1680,7 @@
           <w:delText xml:space="preserve"> </w:delText>
         </w:r>
       </w:del>
-      <w:del w:id="1048" w:author="Janou De Buyser" w:date="2026-10-25T10:00:00Z">
+      <w:del w:id="1050" w:author="Janou De Buyser" w:date="2026-10-26T10:00:00Z">
         <w:r>
           <w:rPr>
             <w:b/>
@@ -1668,7 +1692,7 @@
           <w:delText>(</w:delText>
         </w:r>
       </w:del>
-      <w:del w:id="1049" w:author="Janou De Buyser" w:date="2026-10-25T10:00:00Z">
+      <w:del w:id="1051" w:author="Janou De Buyser" w:date="2026-10-26T10:00:00Z">
         <w:r>
           <w:rPr>
             <w:b/>
@@ -1681,7 +1705,7 @@
           <w:delText>structured diary</w:delText>
         </w:r>
       </w:del>
-      <w:del w:id="1050" w:author="Janou De Buyser" w:date="2026-10-25T10:00:00Z">
+      <w:del w:id="1052" w:author="Janou De Buyser" w:date="2026-10-26T10:00:00Z">
         <w:r>
           <w:rPr>
             <w:b/>
@@ -1694,7 +1718,7 @@
           <w:delText xml:space="preserve"> HP+ videotapes)</w:delText>
         </w:r>
       </w:del>
-      <w:ins w:id="1051" w:author="Janou De Buyser" w:date="2026-10-25T10:00:00Z">
+      <w:ins w:id="1053" w:author="Janou De Buyser" w:date="2026-10-26T10:00:00Z">
         <w:r>
           <w:rPr>
             <w:b/>
@@ -1755,14 +1779,14 @@
       <w:pPr>
         <w:ind w:left="720"/>
         <w:rPr>
-          <w:ins w:id="1103" w:author="Janou De Buyser" w:date="2026-10-25T10:00:00Z"/>
-          <w:rFonts w:cstheme="minorHAnsi"/>
-          <w:sz w:val="24"/>
-          <w:szCs w:val="24"/>
-          <w:lang/>
-        </w:rPr>
-      </w:pPr>
-      <w:ins w:id="1104" w:author="Janou De Buyser" w:date="2026-10-25T10:00:00Z">
+          <w:ins w:id="1105" w:author="Janou De Buyser" w:date="2026-10-26T10:00:00Z"/>
+          <w:rFonts w:cstheme="minorHAnsi"/>
+          <w:sz w:val="24"/>
+          <w:szCs w:val="24"/>
+          <w:lang/>
+        </w:rPr>
+      </w:pPr>
+      <w:ins w:id="1106" w:author="Janou De Buyser" w:date="2026-10-26T10:00:00Z">
         <w:r>
           <w:rPr>
             <w:rFonts w:cstheme="minorHAnsi"/>
@@ -2184,6 +2208,18 @@
         </w:rPr>
         <w:t>Zijn er onderdelen die meer aandacht verdienen</w:t>
       </w:r>
+      <w:ins w:id="1113" w:author="Janou De Buyser" w:date="2026-10-26T10:00:00Z">
+        <w:r>
+          <w:rPr>
+            <w:rFonts w:cstheme="minorHAnsi"/>
+            <w:color w:val="24303B"/>
+            <w:sz w:val="24"/>
+            <w:szCs w:val="24"/>
+            <w:lang/>
+          </w:rPr>
+          <w:t xml:space="preserve">?</w:t>
+        </w:r>
+      </w:ins>
     </w:p>
     <w:p>
       <w:pPr>
@@ -2333,7 +2369,7 @@
           <w:lang/>
         </w:rPr>
       </w:pPr>
-      <w:del w:id="1052" w:author="Janou De Buyser" w:date="2026-10-25T10:00:00Z">
+      <w:del w:id="1054" w:author="Janou De Buyser" w:date="2026-10-26T10:00:00Z">
         <w:r>
           <w:rPr>
             <w:b/>
@@ -2345,7 +2381,7 @@
           <w:delText>2C. Fidelity</w:delText>
         </w:r>
       </w:del>
-      <w:del w:id="1053" w:author="Janou De Buyser" w:date="2026-10-25T10:00:00Z">
+      <w:del w:id="1055" w:author="Janou De Buyser" w:date="2026-10-26T10:00:00Z">
         <w:r>
           <w:rPr>
             <w:color w:val="0070C0"/>
@@ -2355,7 +2391,7 @@
           <w:delText xml:space="preserve"> </w:delText>
         </w:r>
       </w:del>
-      <w:del w:id="1054" w:author="Janou De Buyser" w:date="2026-10-25T10:00:00Z">
+      <w:del w:id="1056" w:author="Janou De Buyser" w:date="2026-10-26T10:00:00Z">
         <w:r>
           <w:rPr>
             <w:i/>
@@ -2366,7 +2402,7 @@
           <w:delText>(consistency of what is implemented with the planned intervention)</w:delText>
         </w:r>
       </w:del>
-      <w:ins w:id="1055" w:author="Janou De Buyser" w:date="2026-10-25T10:00:00Z">
+      <w:ins w:id="1057" w:author="Janou De Buyser" w:date="2026-10-26T10:00:00Z">
         <w:r>
           <w:rPr>
             <w:b/>
@@ -2387,7 +2423,7 @@
           <w:bCs/>
         </w:rPr>
       </w:pPr>
-      <w:del w:id="1056" w:author="Janou De Buyser" w:date="2026-10-25T10:00:00Z">
+      <w:del w:id="1058" w:author="Janou De Buyser" w:date="2026-10-26T10:00:00Z">
         <w:r>
           <w:rPr>
             <w:b/>
@@ -2397,7 +2433,7 @@
           <w:delText>(e) activities delivered as intended:</w:delText>
         </w:r>
       </w:del>
-      <w:del w:id="1057" w:author="Janou De Buyser" w:date="2026-10-25T10:00:00Z">
+      <w:del w:id="1059" w:author="Janou De Buyser" w:date="2026-10-26T10:00:00Z">
         <w:r>
           <w:rPr>
             <w:b/>
@@ -2407,7 +2443,7 @@
           <w:delText xml:space="preserve"> </w:delText>
         </w:r>
       </w:del>
-      <w:del w:id="1058" w:author="Janou De Buyser" w:date="2026-10-25T10:00:00Z">
+      <w:del w:id="1060" w:author="Janou De Buyser" w:date="2026-10-26T10:00:00Z">
         <w:r>
           <w:rPr>
             <w:b/>
@@ -2419,7 +2455,7 @@
           <w:delText>(</w:delText>
         </w:r>
       </w:del>
-      <w:del w:id="1059" w:author="Janou De Buyser" w:date="2026-10-25T10:00:00Z">
+      <w:del w:id="1061" w:author="Janou De Buyser" w:date="2026-10-26T10:00:00Z">
         <w:r>
           <w:rPr>
             <w:b/>
@@ -2432,7 +2468,7 @@
           <w:delText>structured diary</w:delText>
         </w:r>
       </w:del>
-      <w:del w:id="1060" w:author="Janou De Buyser" w:date="2026-10-25T10:00:00Z">
+      <w:del w:id="1062" w:author="Janou De Buyser" w:date="2026-10-26T10:00:00Z">
         <w:r>
           <w:rPr>
             <w:b/>
@@ -2445,7 +2481,7 @@
           <w:delText xml:space="preserve"> – eCRF)</w:delText>
         </w:r>
       </w:del>
-      <w:ins w:id="1061" w:author="Janou De Buyser" w:date="2026-10-25T10:00:00Z">
+      <w:ins w:id="1063" w:author="Janou De Buyser" w:date="2026-10-26T10:00:00Z">
         <w:r>
           <w:rPr>
             <w:b/>
@@ -2463,7 +2499,7 @@
           <w:highlight w:val="lightGray"/>
         </w:rPr>
       </w:pPr>
-      <w:del w:id="1062" w:author="Janou De Buyser" w:date="2026-10-25T10:00:00Z">
+      <w:del w:id="1064" w:author="Janou De Buyser" w:date="2026-10-26T10:00:00Z">
         <w:r>
           <w:rPr>
             <w:color w:val="24303B"/>
@@ -2472,7 +2508,7 @@
           <w:delText>I1: number of activities delivered as intended</w:delText>
         </w:r>
       </w:del>
-      <w:ins w:id="1063" w:author="Janou De Buyser" w:date="2026-10-25T10:00:00Z">
+      <w:ins w:id="1065" w:author="Janou De Buyser" w:date="2026-10-26T10:00:00Z">
         <w:r>
           <w:rPr>
             <w:color w:val="24303B"/>
@@ -2489,7 +2525,7 @@
           <w:highlight w:val="lightGray"/>
         </w:rPr>
       </w:pPr>
-      <w:del w:id="1064" w:author="Janou De Buyser" w:date="2026-10-25T10:00:00Z">
+      <w:del w:id="1066" w:author="Janou De Buyser" w:date="2026-10-26T10:00:00Z">
         <w:r>
           <w:rPr>
             <w:color w:val="24303B"/>
@@ -2498,7 +2534,7 @@
           <w:delText>I2: order of intervention activities delivered as planned</w:delText>
         </w:r>
       </w:del>
-      <w:ins w:id="1065" w:author="Janou De Buyser" w:date="2026-10-25T10:00:00Z">
+      <w:ins w:id="1067" w:author="Janou De Buyser" w:date="2026-10-26T10:00:00Z">
         <w:r>
           <w:rPr>
             <w:color w:val="24303B"/>
@@ -2517,7 +2553,7 @@
           <w:highlight w:val="lightGray"/>
         </w:rPr>
       </w:pPr>
-      <w:del w:id="1066" w:author="Janou De Buyser" w:date="2026-10-25T10:00:00Z">
+      <w:del w:id="1068" w:author="Janou De Buyser" w:date="2026-10-26T10:00:00Z">
         <w:r>
           <w:rPr>
             <w:b/>
@@ -2528,7 +2564,7 @@
           <w:delText>(f) content of PARADISE sessions delivered as intended</w:delText>
         </w:r>
       </w:del>
-      <w:del w:id="1067" w:author="Janou De Buyser" w:date="2026-10-25T10:00:00Z">
+      <w:del w:id="1069" w:author="Janou De Buyser" w:date="2026-10-26T10:00:00Z">
         <w:r>
           <w:rPr>
             <w:b/>
@@ -2539,7 +2575,7 @@
           <w:delText xml:space="preserve"> </w:delText>
         </w:r>
       </w:del>
-      <w:del w:id="1068" w:author="Janou De Buyser" w:date="2026-10-25T10:00:00Z">
+      <w:del w:id="1070" w:author="Janou De Buyser" w:date="2026-10-26T10:00:00Z">
         <w:r>
           <w:rPr>
             <w:b/>
@@ -2551,7 +2587,7 @@
           <w:delText>(</w:delText>
         </w:r>
       </w:del>
-      <w:del w:id="1069" w:author="Janou De Buyser" w:date="2026-10-25T10:00:00Z">
+      <w:del w:id="1071" w:author="Janou De Buyser" w:date="2026-10-26T10:00:00Z">
         <w:r>
           <w:rPr>
             <w:b/>
@@ -2564,7 +2600,7 @@
           <w:delText>videotape – eCRF)</w:delText>
         </w:r>
       </w:del>
-      <w:ins w:id="1070" w:author="Janou De Buyser" w:date="2026-10-25T10:00:00Z">
+      <w:ins w:id="1072" w:author="Janou De Buyser" w:date="2026-10-26T10:00:00Z">
         <w:r>
           <w:rPr>
             <w:b/>
@@ -2585,7 +2621,7 @@
           <w:lang/>
         </w:rPr>
       </w:pPr>
-      <w:del w:id="1071" w:author="Janou De Buyser" w:date="2026-10-25T10:00:00Z">
+      <w:del w:id="1073" w:author="Janou De Buyser" w:date="2026-10-26T10:00:00Z">
         <w:r>
           <w:rPr>
             <w:color w:val="24303B"/>
@@ -2594,7 +2630,7 @@
           <w:delText xml:space="preserve"> I1: number of PARADISE sessions in which </w:delText>
         </w:r>
       </w:del>
-      <w:del w:id="1072" w:author="Janou De Buyser" w:date="2026-10-25T10:00:00Z">
+      <w:del w:id="1074" w:author="Janou De Buyser" w:date="2026-10-26T10:00:00Z">
         <w:r>
           <w:rPr>
             <w:i/>
@@ -2605,7 +2641,7 @@
           <w:delText xml:space="preserve">(all, half, less than half) </w:delText>
         </w:r>
       </w:del>
-      <w:del w:id="1073" w:author="Janou De Buyser" w:date="2026-10-25T10:00:00Z">
+      <w:del w:id="1075" w:author="Janou De Buyser" w:date="2026-10-26T10:00:00Z">
         <w:r>
           <w:rPr>
             <w:color w:val="24303B"/>
@@ -2614,7 +2650,7 @@
           <w:delText>of the monitorings/education were performed</w:delText>
         </w:r>
       </w:del>
-      <w:ins w:id="1074" w:author="Janou De Buyser" w:date="2026-10-25T10:00:00Z">
+      <w:ins w:id="1076" w:author="Janou De Buyser" w:date="2026-10-26T10:00:00Z">
         <w:r>
           <w:rPr>
             <w:color w:val="24303B"/>
@@ -2641,7 +2677,7 @@
           <w:lang/>
         </w:rPr>
       </w:pPr>
-      <w:del w:id="1075" w:author="Janou De Buyser" w:date="2026-10-25T10:00:00Z">
+      <w:del w:id="1077" w:author="Janou De Buyser" w:date="2026-10-26T10:00:00Z">
         <w:r>
           <w:rPr>
             <w:b/>
@@ -2653,7 +2689,7 @@
           <w:delText xml:space="preserve">2D. Adaptations </w:delText>
         </w:r>
       </w:del>
-      <w:del w:id="1076" w:author="Janou De Buyser" w:date="2026-10-25T10:00:00Z">
+      <w:del w:id="1078" w:author="Janou De Buyser" w:date="2026-10-26T10:00:00Z">
         <w:r>
           <w:rPr>
             <w:i/>
@@ -2665,7 +2701,7 @@
         </w:r>
       </w:del>
       <w:proofErr w:type="gramStart"/>
-      <w:del w:id="1077" w:author="Janou De Buyser" w:date="2026-10-25T10:00:00Z">
+      <w:del w:id="1079" w:author="Janou De Buyser" w:date="2026-10-26T10:00:00Z">
         <w:r>
           <w:rPr>
             <w:i/>
@@ -2677,7 +2713,7 @@
         </w:r>
       </w:del>
       <w:proofErr w:type="gramEnd"/>
-      <w:del w:id="1078" w:author="Janou De Buyser" w:date="2026-10-25T10:00:00Z">
+      <w:del w:id="1080" w:author="Janou De Buyser" w:date="2026-10-26T10:00:00Z">
         <w:r>
           <w:rPr>
             <w:i/>
@@ -2688,7 +2724,7 @@
           <w:delText xml:space="preserve"> achieve better conceptual fit)</w:delText>
         </w:r>
       </w:del>
-      <w:ins w:id="1079" w:author="Janou De Buyser" w:date="2026-10-25T10:00:00Z">
+      <w:ins w:id="1081" w:author="Janou De Buyser" w:date="2026-10-26T10:00:00Z">
         <w:r>
           <w:rPr>
             <w:b/>
@@ -2713,7 +2749,7 @@
           <w:highlight w:val="lightGray"/>
         </w:rPr>
       </w:pPr>
-      <w:del w:id="1080" w:author="Janou De Buyser" w:date="2026-10-25T10:00:00Z">
+      <w:del w:id="1082" w:author="Janou De Buyser" w:date="2026-10-26T10:00:00Z">
         <w:r>
           <w:rPr>
             <w:b/>
@@ -2726,7 +2762,7 @@
           <w:delText>(g) Type of adaptations made in intervention activities</w:delText>
         </w:r>
       </w:del>
-      <w:del w:id="1081" w:author="Janou De Buyser" w:date="2026-10-25T10:00:00Z">
+      <w:del w:id="1083" w:author="Janou De Buyser" w:date="2026-10-26T10:00:00Z">
         <w:r>
           <w:rPr>
             <w:color w:val="24303B"/>
@@ -2737,7 +2773,7 @@
           <w:delText xml:space="preserve"> </w:delText>
         </w:r>
       </w:del>
-      <w:del w:id="1082" w:author="Janou De Buyser" w:date="2026-10-25T10:00:00Z">
+      <w:del w:id="1084" w:author="Janou De Buyser" w:date="2026-10-26T10:00:00Z">
         <w:r>
           <w:rPr>
             <w:b/>
@@ -2749,7 +2785,7 @@
           <w:delText>(</w:delText>
         </w:r>
       </w:del>
-      <w:del w:id="1083" w:author="Janou De Buyser" w:date="2026-10-25T10:00:00Z">
+      <w:del w:id="1085" w:author="Janou De Buyser" w:date="2026-10-26T10:00:00Z">
         <w:r>
           <w:rPr>
             <w:b/>
@@ -2762,7 +2798,7 @@
           <w:delText>structured diary</w:delText>
         </w:r>
       </w:del>
-      <w:del w:id="1084" w:author="Janou De Buyser" w:date="2026-10-25T10:00:00Z">
+      <w:del w:id="1086" w:author="Janou De Buyser" w:date="2026-10-26T10:00:00Z">
         <w:r>
           <w:rPr>
             <w:b/>
@@ -2775,7 +2811,7 @@
           <w:delText xml:space="preserve"> HP</w:delText>
         </w:r>
       </w:del>
-      <w:del w:id="1085" w:author="Janou De Buyser" w:date="2026-10-25T10:00:00Z">
+      <w:del w:id="1087" w:author="Janou De Buyser" w:date="2026-10-26T10:00:00Z">
         <w:r>
           <w:rPr>
             <w:b/>
@@ -2788,7 +2824,7 @@
           <w:delText>- eCRF + interviews</w:delText>
         </w:r>
       </w:del>
-      <w:del w:id="1086" w:author="Janou De Buyser" w:date="2026-10-25T10:00:00Z">
+      <w:del w:id="1088" w:author="Janou De Buyser" w:date="2026-10-26T10:00:00Z">
         <w:r>
           <w:rPr>
             <w:b/>
@@ -2801,7 +2837,7 @@
           <w:delText xml:space="preserve"> HP</w:delText>
         </w:r>
       </w:del>
-      <w:del w:id="1087" w:author="Janou De Buyser" w:date="2026-10-25T10:00:00Z">
+      <w:del w:id="1089" w:author="Janou De Buyser" w:date="2026-10-26T10:00:00Z">
         <w:r>
           <w:rPr>
             <w:b/>
@@ -2814,7 +2850,7 @@
           <w:delText>- community of practice)</w:delText>
         </w:r>
       </w:del>
-      <w:ins w:id="1088" w:author="Janou De Buyser" w:date="2026-10-25T10:00:00Z">
+      <w:ins w:id="1090" w:author="Janou De Buyser" w:date="2026-10-26T10:00:00Z">
         <w:r>
           <w:rPr>
             <w:b/>
@@ -2831,14 +2867,14 @@
     <w:p>
       <w:pPr>
         <w:rPr>
-          <w:ins w:id="1089" w:author="Janou De Buyser" w:date="2026-10-25T10:00:00Z"/>
+          <w:ins w:id="1091" w:author="Janou De Buyser" w:date="2026-10-26T10:00:00Z"/>
           <w:rFonts w:cstheme="minorHAnsi"/>
           <w:sz w:val="24"/>
           <w:szCs w:val="24"/>
           <w:lang w:val="nl-NL"/>
         </w:rPr>
       </w:pPr>
-      <w:ins w:id="1090" w:author="Janou De Buyser" w:date="2026-10-25T10:00:00Z">
+      <w:ins w:id="1092" w:author="Janou De Buyser" w:date="2026-10-26T10:00:00Z">
         <w:r>
           <w:rPr>
             <w:rFonts w:cstheme="minorHAnsi"/>
@@ -2854,14 +2890,14 @@
     <w:p>
       <w:pPr>
         <w:rPr>
-          <w:ins w:id="1091" w:author="Janou De Buyser" w:date="2026-10-25T10:00:00Z"/>
+          <w:ins w:id="1093" w:author="Janou De Buyser" w:date="2026-10-26T10:00:00Z"/>
           <w:rFonts w:cstheme="minorHAnsi"/>
           <w:sz w:val="24"/>
           <w:szCs w:val="24"/>
           <w:lang w:val="nl-NL"/>
         </w:rPr>
       </w:pPr>
-      <w:ins w:id="1092" w:author="Janou De Buyser" w:date="2026-10-25T10:00:00Z">
+      <w:ins w:id="1094" w:author="Janou De Buyser" w:date="2026-10-26T10:00:00Z">
         <w:r>
           <w:rPr>
             <w:rFonts w:cstheme="minorHAnsi"/>
@@ -2877,14 +2913,14 @@
     <w:p>
       <w:pPr>
         <w:rPr>
-          <w:ins w:id="1093" w:author="Janou De Buyser" w:date="2026-10-25T10:00:00Z"/>
+          <w:ins w:id="1095" w:author="Janou De Buyser" w:date="2026-10-26T10:00:00Z"/>
           <w:rFonts w:cstheme="minorHAnsi"/>
           <w:sz w:val="24"/>
           <w:szCs w:val="24"/>
           <w:lang w:val="nl-NL"/>
         </w:rPr>
       </w:pPr>
-      <w:ins w:id="1094" w:author="Janou De Buyser" w:date="2026-10-25T10:00:00Z">
+      <w:ins w:id="1096" w:author="Janou De Buyser" w:date="2026-10-26T10:00:00Z">
         <w:r>
           <w:rPr>
             <w:rFonts w:cstheme="minorHAnsi"/>
@@ -2912,7 +2948,7 @@
 
 <file path=word/comments.xml><?xml version="1.0" encoding="utf-8"?>
 <w:comments xmlns:a="http://schemas.openxmlformats.org/drawingml/2006/main" xmlns:pic="http://schemas.openxmlformats.org/drawingml/2006/picture" xmlns:r="http://schemas.openxmlformats.org/officeDocument/2006/relationships" xmlns:w="http://schemas.openxmlformats.org/wordprocessingml/2006/main" xmlns:wp="http://schemas.openxmlformats.org/drawingml/2006/wordprocessingDrawing" xmlns:mc="http://schemas.openxmlformats.org/markup-compatibility/2006" xmlns:a14="http://schemas.microsoft.com/office/drawing/2010/main" xmlns:w14="http://schemas.microsoft.com/office/word/2010/wordml" xmlns:wpc="http://schemas.microsoft.com/office/word/2010/wordprocessingCanvas">
-  <w:comment w:id="0" w:author="Janou De Buyser" w:initials="JDB" w:date="2026-10-25T18:00:02Z">
+  <w:comment w:id="0" w:author="Janou De Buyser" w:initials="JDB" w:date="2026-10-26T06:44:29Z">
     <w:p>
       <w:pPr>
         <w:pStyle w:val="CommentText"/>
